--- a/S-104/Documents/2.0.1/S-104_Ed2.0.1_Combined_Comments.docx
+++ b/S-104/Documents/2.0.1/S-104_Ed2.0.1_Combined_Comments.docx
@@ -636,64 +636,15 @@
               <w:pStyle w:val="ISOSecretObservations"/>
               <w:spacing w:before="60" w:after="60" w:line="240" w:lineRule="auto"/>
               <w:rPr>
-                <w:ins w:id="0" w:author="Raphael Malyankar" w:date="2026-09-11T14:47:00Z" w16du:dateUtc="2026-09-11T21:47:00Z"/>
-                <w:szCs w:val="18"/>
-              </w:rPr>
-            </w:pPr>
-            <w:ins w:id="1" w:author="Raphael Malyankar" w:date="2026-09-11T14:44:00Z" w16du:dateUtc="2026-09-11T21:44:00Z">
-              <w:r>
-                <w:rPr>
-                  <w:szCs w:val="18"/>
-                </w:rPr>
-                <w:t xml:space="preserve">Summary of discussion with S-98 team lead: </w:t>
-              </w:r>
-            </w:ins>
-            <w:ins w:id="2" w:author="Raphael Malyankar" w:date="2026-09-11T14:43:00Z" w16du:dateUtc="2026-09-11T21:43:00Z">
-              <w:r>
-                <w:rPr>
-                  <w:szCs w:val="18"/>
-                </w:rPr>
-                <w:t xml:space="preserve">S-104 and S-102 must be on the same CRS </w:t>
-              </w:r>
-            </w:ins>
-            <w:ins w:id="3" w:author="Raphael Malyankar" w:date="2026-09-11T14:44:00Z" w16du:dateUtc="2026-09-11T21:44:00Z">
-              <w:r>
-                <w:rPr>
-                  <w:szCs w:val="18"/>
-                </w:rPr>
-                <w:t xml:space="preserve">(for ECDIS) </w:t>
-              </w:r>
-            </w:ins>
-            <w:ins w:id="4" w:author="Raphael Malyankar" w:date="2026-09-11T14:43:00Z" w16du:dateUtc="2026-09-11T21:43:00Z">
-              <w:r>
-                <w:rPr>
-                  <w:szCs w:val="18"/>
-                </w:rPr>
-                <w:t>but can be delivered projected.</w:t>
-              </w:r>
-            </w:ins>
-            <w:ins w:id="5" w:author="Raphael Malyankar" w:date="2026-09-11T14:44:00Z" w16du:dateUtc="2026-09-11T21:44:00Z">
-              <w:r>
-                <w:rPr>
-                  <w:szCs w:val="18"/>
-                </w:rPr>
-                <w:t xml:space="preserve"> It's ok to take out the requriemnt to be on the same CRS as S-101.</w:t>
-              </w:r>
-            </w:ins>
-            <w:del w:id="6" w:author="Raphael Malyankar" w:date="2026-09-11T14:41:00Z" w16du:dateUtc="2026-09-11T21:41:00Z">
-              <w:r>
-                <w:rPr>
-                  <w:szCs w:val="18"/>
-                  <w:rPrChange w:id="7" w:author="Raphael Malyankar" w:date="2026-09-11T14:44:00Z" w16du:dateUtc="2026-09-11T21:44:00Z">
-                    <w:rPr>
-                      <w:szCs w:val="18"/>
-                      <w:highlight w:val="yellow"/>
-                    </w:rPr>
-                  </w:rPrChange>
-                </w:rPr>
-                <w:delText>S-98 reply still pending.</w:delText>
-              </w:r>
-            </w:del>
+                <w:szCs w:val="18"/>
+              </w:rPr>
+            </w:pPr>
+            <w:r>
+              <w:rPr>
+                <w:szCs w:val="18"/>
+              </w:rPr>
+              <w:t>Summary of discussion with S-98 team lead: S-104 and S-102 must be on the same CRS (for ECDIS) but can be delivered projected. It's ok to take out the requriemnt to be on the same CRS as S-101.</w:t>
+            </w:r>
           </w:p>
           <w:p>
             <w:pPr>
@@ -703,22 +654,12 @@
                 <w:szCs w:val="18"/>
               </w:rPr>
             </w:pPr>
-            <w:ins w:id="8" w:author="Raphael Malyankar" w:date="2026-09-11T14:48:00Z" w16du:dateUtc="2026-09-11T21:48:00Z">
-              <w:r>
-                <w:rPr>
-                  <w:szCs w:val="18"/>
-                </w:rPr>
-                <w:t>No action needed for S-104</w:t>
-              </w:r>
-            </w:ins>
-            <w:ins w:id="9" w:author="Raphael Malyankar" w:date="2026-09-11T14:50:00Z" w16du:dateUtc="2026-09-11T21:50:00Z">
-              <w:r>
-                <w:rPr>
-                  <w:szCs w:val="18"/>
-                </w:rPr>
-                <w:t>.</w:t>
-              </w:r>
-            </w:ins>
+            <w:r>
+              <w:rPr>
+                <w:szCs w:val="18"/>
+              </w:rPr>
+              <w:t>No action needed for S-104.</w:t>
+            </w:r>
           </w:p>
         </w:tc>
       </w:tr>
@@ -928,21 +869,7 @@
               <w:rPr>
                 <w:szCs w:val="18"/>
               </w:rPr>
-              <w:t>Removal of EPSG 6498 is intended</w:t>
-            </w:r>
-            <w:del w:id="10" w:author="Raphael Malyankar" w:date="2026-09-10T23:48:00Z" w16du:dateUtc="2026-09-11T06:48:00Z">
-              <w:r>
-                <w:rPr>
-                  <w:szCs w:val="18"/>
-                </w:rPr>
-                <w:delText>; other changes (except new datum) are consequences of that change</w:delText>
-              </w:r>
-            </w:del>
-            <w:r>
-              <w:rPr>
-                <w:szCs w:val="18"/>
-              </w:rPr>
-              <w:t>.</w:t>
+              <w:t>Removal of EPSG 6498 is intended.</w:t>
             </w:r>
             <w:r>
               <w:rPr>
@@ -950,60 +877,24 @@
               </w:rPr>
               <w:t xml:space="preserve"> </w:t>
             </w:r>
-            <w:del w:id="11" w:author="Raphael Malyankar" w:date="2026-09-11T00:41:00Z" w16du:dateUtc="2026-09-11T07:41:00Z">
-              <w:r>
-                <w:rPr>
-                  <w:szCs w:val="18"/>
-                </w:rPr>
-                <w:delText>Not possible to</w:delText>
-              </w:r>
-              <w:r>
-                <w:rPr>
-                  <w:szCs w:val="18"/>
-                </w:rPr>
-                <w:delText xml:space="preserve"> check all national datums</w:delText>
-              </w:r>
-            </w:del>
-            <w:ins w:id="12" w:author="Raphael Malyankar" w:date="2026-09-10T23:48:00Z" w16du:dateUtc="2026-09-11T06:48:00Z">
-              <w:r>
-                <w:rPr>
-                  <w:szCs w:val="18"/>
-                </w:rPr>
-                <w:t>local</w:t>
-              </w:r>
-            </w:ins>
-            <w:ins w:id="13" w:author="Raphael Malyankar" w:date="2026-09-10T23:49:00Z" w16du:dateUtc="2026-09-11T06:49:00Z">
-              <w:r>
-                <w:rPr>
-                  <w:szCs w:val="18"/>
-                </w:rPr>
-                <w:t>Datum</w:t>
-              </w:r>
-            </w:ins>
-            <w:ins w:id="14" w:author="Raphael Malyankar" w:date="2026-09-10T23:50:00Z" w16du:dateUtc="2026-09-11T06:50:00Z">
-              <w:r>
-                <w:rPr>
-                  <w:szCs w:val="18"/>
-                </w:rPr>
-                <w:t xml:space="preserve"> </w:t>
-              </w:r>
-            </w:ins>
-            <w:ins w:id="15" w:author="Raphael Malyankar" w:date="2026-09-11T00:41:00Z" w16du:dateUtc="2026-09-11T07:41:00Z">
-              <w:r>
-                <w:rPr>
-                  <w:szCs w:val="18"/>
-                </w:rPr>
-                <w:t>can be used if the datum is not in the list.</w:t>
-              </w:r>
-            </w:ins>
-            <w:del w:id="16" w:author="Raphael Malyankar" w:date="2026-09-11T00:41:00Z" w16du:dateUtc="2026-09-11T07:41:00Z">
-              <w:r>
-                <w:rPr>
-                  <w:szCs w:val="18"/>
-                </w:rPr>
-                <w:delText>.</w:delText>
-              </w:r>
-            </w:del>
+            <w:r>
+              <w:rPr>
+                <w:szCs w:val="18"/>
+              </w:rPr>
+              <w:t xml:space="preserve">localDatum </w:t>
+            </w:r>
+            <w:r>
+              <w:rPr>
+                <w:szCs w:val="18"/>
+              </w:rPr>
+              <w:t>can be used if the datum is not in the list.</w:t>
+            </w:r>
+            <w:r>
+              <w:rPr>
+                <w:szCs w:val="18"/>
+              </w:rPr>
+              <w:t xml:space="preserve"> Not possible to check all national datums</w:t>
+            </w:r>
           </w:p>
         </w:tc>
       </w:tr>
@@ -2085,7 +1976,19 @@
               <w:rPr>
                 <w:szCs w:val="18"/>
               </w:rPr>
-              <w:t>ccordiung to</w:t>
+              <w:t>ccordi</w:t>
+            </w:r>
+            <w:r>
+              <w:rPr>
+                <w:szCs w:val="18"/>
+              </w:rPr>
+              <w:t>i</w:t>
+            </w:r>
+            <w:r>
+              <w:rPr>
+                <w:szCs w:val="18"/>
+              </w:rPr>
+              <w:t>ng to</w:t>
             </w:r>
             <w:r>
               <w:rPr>
@@ -2499,18 +2402,15 @@
               <w:pStyle w:val="ISOSecretObservations"/>
               <w:spacing w:before="60" w:after="60" w:line="240" w:lineRule="auto"/>
               <w:rPr>
-                <w:ins w:id="17" w:author="Raphael Malyankar" w:date="2026-09-09T10:53:00Z" w16du:dateUtc="2026-09-09T17:53:00Z"/>
-                <w:szCs w:val="18"/>
-              </w:rPr>
-            </w:pPr>
-            <w:ins w:id="18" w:author="Raphael Malyankar" w:date="2026-09-11T00:45:00Z" w16du:dateUtc="2026-09-11T07:45:00Z">
-              <w:r>
-                <w:rPr>
-                  <w:szCs w:val="18"/>
-                </w:rPr>
-                <w:t>Added to table of changes.</w:t>
-              </w:r>
-            </w:ins>
+                <w:szCs w:val="18"/>
+              </w:rPr>
+            </w:pPr>
+            <w:r>
+              <w:rPr>
+                <w:szCs w:val="18"/>
+              </w:rPr>
+              <w:t>Added to table of changes.</w:t>
+            </w:r>
           </w:p>
           <w:p>
             <w:pPr>
@@ -2520,46 +2420,30 @@
                 <w:szCs w:val="18"/>
               </w:rPr>
             </w:pPr>
-            <w:ins w:id="19" w:author="Raphael Malyankar" w:date="2026-09-11T00:45:00Z" w16du:dateUtc="2026-09-11T07:45:00Z">
-              <w:r>
-                <w:rPr>
-                  <w:szCs w:val="18"/>
-                </w:rPr>
-                <w:t xml:space="preserve">A </w:t>
-              </w:r>
-            </w:ins>
-            <w:ins w:id="20" w:author="Raphael Malyankar" w:date="2026-09-09T10:53:00Z" w16du:dateUtc="2026-09-09T17:53:00Z">
-              <w:r>
-                <w:rPr>
-                  <w:szCs w:val="18"/>
-                </w:rPr>
-                <w:t xml:space="preserve">PS cannot </w:t>
-              </w:r>
-            </w:ins>
-            <w:ins w:id="21" w:author="Raphael Malyankar" w:date="2026-09-09T10:54:00Z" w16du:dateUtc="2026-09-09T17:54:00Z">
-              <w:r>
-                <w:rPr>
-                  <w:szCs w:val="18"/>
-                </w:rPr>
-                <w:t xml:space="preserve">create a </w:t>
-              </w:r>
-            </w:ins>
-            <w:ins w:id="22" w:author="Raphael Malyankar" w:date="2026-09-09T10:53:00Z" w16du:dateUtc="2026-09-09T17:53:00Z">
-              <w:r>
-                <w:rPr>
-                  <w:szCs w:val="18"/>
-                </w:rPr>
-                <w:t>retroactive</w:t>
-              </w:r>
-            </w:ins>
-            <w:ins w:id="23" w:author="Raphael Malyankar" w:date="2026-09-09T10:54:00Z" w16du:dateUtc="2026-09-09T17:54:00Z">
-              <w:r>
-                <w:rPr>
-                  <w:szCs w:val="18"/>
-                </w:rPr>
-                <w:t xml:space="preserve"> requirement.</w:t>
-              </w:r>
-            </w:ins>
+            <w:r>
+              <w:rPr>
+                <w:szCs w:val="18"/>
+              </w:rPr>
+              <w:t xml:space="preserve">A </w:t>
+            </w:r>
+            <w:r>
+              <w:rPr>
+                <w:szCs w:val="18"/>
+              </w:rPr>
+              <w:t>PS cannot create a retroactive requirement</w:t>
+            </w:r>
+            <w:r>
+              <w:rPr>
+                <w:szCs w:val="18"/>
+              </w:rPr>
+              <w:t xml:space="preserve"> so nothing can be said about existing schemes</w:t>
+            </w:r>
+            <w:r>
+              <w:rPr>
+                <w:szCs w:val="18"/>
+              </w:rPr>
+              <w:t>.</w:t>
+            </w:r>
           </w:p>
         </w:tc>
       </w:tr>
@@ -3367,7 +3251,6 @@
                 <w:szCs w:val="18"/>
                 <w:lang w:eastAsia="ja-JP"/>
               </w:rPr>
-              <w:lastRenderedPageBreak/>
               <w:t>S104</w:t>
             </w:r>
           </w:p>
@@ -3747,58 +3630,51 @@
                 <w:szCs w:val="18"/>
               </w:rPr>
             </w:pPr>
-            <w:del w:id="24" w:author="Raphael Malyankar" w:date="2026-10-07T01:07:00Z" w16du:dateUtc="2026-10-07T08:07:00Z">
-              <w:r>
-                <w:rPr>
-                  <w:szCs w:val="18"/>
-                </w:rPr>
-                <w:delText>TBD whether axis</w:delText>
-              </w:r>
-            </w:del>
-            <w:ins w:id="25" w:author="Raphael Malyankar" w:date="2026-10-07T01:07:00Z" w16du:dateUtc="2026-10-07T08:07:00Z">
-              <w:r>
-                <w:rPr>
-                  <w:szCs w:val="18"/>
-                </w:rPr>
-                <w:t>Axis</w:t>
-              </w:r>
-            </w:ins>
+            <w:r>
+              <w:rPr>
+                <w:szCs w:val="18"/>
+              </w:rPr>
+              <w:t>Axis</w:t>
+            </w:r>
             <w:r>
               <w:rPr>
                 <w:szCs w:val="18"/>
               </w:rPr>
               <w:t xml:space="preserve"> order </w:t>
             </w:r>
-            <w:ins w:id="26" w:author="Raphael Malyankar" w:date="2026-10-07T01:07:00Z" w16du:dateUtc="2026-10-07T08:07:00Z">
-              <w:r>
-                <w:rPr>
-                  <w:szCs w:val="18"/>
-                </w:rPr>
-                <w:t xml:space="preserve">does not </w:t>
-              </w:r>
-            </w:ins>
-            <w:r>
-              <w:rPr>
-                <w:szCs w:val="18"/>
-              </w:rPr>
-              <w:t>actually matters for S-104</w:t>
-            </w:r>
-            <w:ins w:id="27" w:author="Raphael Malyankar" w:date="2026-09-11T00:57:00Z" w16du:dateUtc="2026-09-11T07:57:00Z">
-              <w:r>
-                <w:rPr>
-                  <w:szCs w:val="18"/>
-                </w:rPr>
-                <w:t>, since S-104 2.0.x don’t store coordinates.</w:t>
-              </w:r>
-            </w:ins>
-            <w:del w:id="28" w:author="Raphael Malyankar" w:date="2026-09-11T01:17:00Z" w16du:dateUtc="2026-09-11T08:17:00Z">
-              <w:r>
-                <w:rPr>
-                  <w:szCs w:val="18"/>
-                </w:rPr>
-                <w:delText>.</w:delText>
-              </w:r>
-            </w:del>
+            <w:r>
+              <w:rPr>
+                <w:szCs w:val="18"/>
+              </w:rPr>
+              <w:t xml:space="preserve">does not </w:t>
+            </w:r>
+            <w:r>
+              <w:rPr>
+                <w:szCs w:val="18"/>
+              </w:rPr>
+              <w:t>actually matter for S-104</w:t>
+            </w:r>
+            <w:r>
+              <w:rPr>
+                <w:szCs w:val="18"/>
+              </w:rPr>
+              <w:t>, since S-104 2.0.x don’t store coordinates.</w:t>
+            </w:r>
+          </w:p>
+          <w:p>
+            <w:pPr>
+              <w:pStyle w:val="ISOSecretObservations"/>
+              <w:spacing w:before="60" w:after="60" w:line="240" w:lineRule="auto"/>
+              <w:rPr>
+                <w:szCs w:val="18"/>
+              </w:rPr>
+            </w:pPr>
+            <w:r>
+              <w:rPr>
+                <w:szCs w:val="18"/>
+              </w:rPr>
+              <w:t>The EPSG registry has Axis 1 as geodetic latitude for EPSG 6422 and easting for EPSG 4400.</w:t>
+            </w:r>
           </w:p>
         </w:tc>
       </w:tr>
@@ -3989,30 +3865,12 @@
                 <w:szCs w:val="18"/>
               </w:rPr>
             </w:pPr>
-            <w:del w:id="29" w:author="Raphael Malyankar" w:date="2026-09-11T00:57:00Z" w16du:dateUtc="2026-09-11T07:57:00Z">
-              <w:r>
-                <w:rPr>
-                  <w:szCs w:val="18"/>
-                </w:rPr>
-                <w:delText>TBD whether this actually matters for S-104.</w:delText>
-              </w:r>
-            </w:del>
-            <w:ins w:id="30" w:author="Raphael Malyankar" w:date="2026-09-11T00:57:00Z" w16du:dateUtc="2026-09-11T07:57:00Z">
-              <w:r>
-                <w:rPr>
-                  <w:szCs w:val="18"/>
-                </w:rPr>
-                <w:t>A</w:t>
-              </w:r>
-            </w:ins>
-            <w:ins w:id="31" w:author="Raphael Malyankar" w:date="2026-09-11T01:05:00Z" w16du:dateUtc="2026-09-11T08:05:00Z">
-              <w:r>
-                <w:rPr>
-                  <w:szCs w:val="18"/>
-                </w:rPr>
-                <w:t>pplied</w:t>
-              </w:r>
-            </w:ins>
+            <w:r>
+              <w:rPr>
+                <w:szCs w:val="18"/>
+              </w:rPr>
+              <w:t>Applied</w:t>
+            </w:r>
           </w:p>
         </w:tc>
       </w:tr>
@@ -5411,6 +5269,21 @@
               <w:t>. S-98 requirements for ECDIS might conflict.</w:t>
             </w:r>
           </w:p>
+          <w:p>
+            <w:pPr>
+              <w:pStyle w:val="ISOSecretObservations"/>
+              <w:spacing w:before="60" w:after="60" w:line="240" w:lineRule="auto"/>
+              <w:rPr>
+                <w:szCs w:val="18"/>
+              </w:rPr>
+            </w:pPr>
+            <w:r>
+              <w:rPr>
+                <w:szCs w:val="18"/>
+              </w:rPr>
+              <w:t>Interim guidance for display scales added.</w:t>
+            </w:r>
+          </w:p>
         </w:tc>
       </w:tr>
       <w:tr>
@@ -5431,13 +5304,9 @@
             <w:pPr>
               <w:pStyle w:val="ISOMB"/>
               <w:spacing w:before="60" w:after="60" w:line="240" w:lineRule="auto"/>
-              <w:rPr>
-                <w:rFonts w:cs="Arial"/>
-                <w:szCs w:val="18"/>
-              </w:rPr>
-            </w:pPr>
-            <w:r>
-              <w:t>Main text</w:t>
+            </w:pPr>
+            <w:r>
+              <w:t>PS</w:t>
             </w:r>
           </w:p>
         </w:tc>
@@ -5455,13 +5324,9 @@
             <w:pPr>
               <w:pStyle w:val="ISOMB"/>
               <w:spacing w:before="60" w:after="60" w:line="240" w:lineRule="auto"/>
-              <w:rPr>
-                <w:rFonts w:cs="Arial"/>
-                <w:szCs w:val="18"/>
-              </w:rPr>
-            </w:pPr>
-            <w:r>
-              <w:t>US</w:t>
+            </w:pPr>
+            <w:r>
+              <w:t>AU</w:t>
             </w:r>
           </w:p>
         </w:tc>
@@ -5479,9 +5344,6 @@
             <w:pPr>
               <w:pStyle w:val="ISOClause"/>
               <w:spacing w:before="60" w:after="60" w:line="240" w:lineRule="auto"/>
-              <w:rPr>
-                <w:szCs w:val="18"/>
-              </w:rPr>
             </w:pPr>
             <w:r>
               <w:t>12.2.6</w:t>
@@ -5502,13 +5364,7 @@
             <w:pPr>
               <w:pStyle w:val="ISOParagraph"/>
               <w:spacing w:before="60" w:after="60" w:line="240" w:lineRule="auto"/>
-              <w:rPr>
-                <w:szCs w:val="18"/>
-              </w:rPr>
-            </w:pPr>
-            <w:r>
-              <w:t>NOTE 2</w:t>
-            </w:r>
+            </w:pPr>
           </w:p>
         </w:tc>
         <w:tc>
@@ -5525,9 +5381,6 @@
             <w:pPr>
               <w:pStyle w:val="ISOCommType"/>
               <w:spacing w:before="60" w:after="60" w:line="240" w:lineRule="auto"/>
-              <w:rPr>
-                <w:szCs w:val="18"/>
-              </w:rPr>
             </w:pPr>
             <w:r>
               <w:t>te</w:t>
@@ -5548,13 +5401,9 @@
             <w:pPr>
               <w:pStyle w:val="ISOComments"/>
               <w:spacing w:before="60" w:after="60" w:line="240" w:lineRule="auto"/>
-              <w:rPr>
-                <w:szCs w:val="18"/>
-                <w:lang w:eastAsia="ja-JP"/>
-              </w:rPr>
-            </w:pPr>
-            <w:r>
-              <w:t>Bounding polygons may now exclude “large regions uniformly and permanently populated with fill values (such as large land areas)”, and “overly-detailed boundaries and small interior holes are discouraged”. The change is supported, but it is normative guidance on discovery metadata content and has no entry in the Summary of Substantive Changes.</w:t>
+            </w:pPr>
+            <w:r>
+              <w:t>Review Sep. 16: use S-102 as a starting point for bounding polygons</w:t>
             </w:r>
           </w:p>
         </w:tc>
@@ -5572,13 +5421,7 @@
             <w:pPr>
               <w:pStyle w:val="ISOChange"/>
               <w:spacing w:before="60" w:after="60" w:line="240" w:lineRule="auto"/>
-              <w:rPr>
-                <w:szCs w:val="18"/>
-              </w:rPr>
-            </w:pPr>
-            <w:r>
-              <w:t>Accept. Add a change-summary entry.</w:t>
-            </w:r>
+            </w:pPr>
           </w:p>
         </w:tc>
         <w:tc>
@@ -5604,7 +5447,7 @@
               <w:rPr>
                 <w:szCs w:val="18"/>
               </w:rPr>
-              <w:t>Not normative guidance, language is permissive: “may”.</w:t>
+              <w:t>Note added</w:t>
             </w:r>
           </w:p>
         </w:tc>
@@ -5627,13 +5470,9 @@
             <w:pPr>
               <w:pStyle w:val="ISOMB"/>
               <w:spacing w:before="60" w:after="60" w:line="240" w:lineRule="auto"/>
-              <w:rPr>
-                <w:rFonts w:cs="Arial"/>
-                <w:szCs w:val="18"/>
-              </w:rPr>
-            </w:pPr>
-            <w:r>
-              <w:t>Main text</w:t>
+            </w:pPr>
+            <w:r>
+              <w:t>PS</w:t>
             </w:r>
           </w:p>
         </w:tc>
@@ -5651,13 +5490,9 @@
             <w:pPr>
               <w:pStyle w:val="ISOMB"/>
               <w:spacing w:before="60" w:after="60" w:line="240" w:lineRule="auto"/>
-              <w:rPr>
-                <w:rFonts w:cs="Arial"/>
-                <w:szCs w:val="18"/>
-              </w:rPr>
-            </w:pPr>
-            <w:r>
-              <w:t>US</w:t>
+            </w:pPr>
+            <w:r>
+              <w:t>AU</w:t>
             </w:r>
           </w:p>
         </w:tc>
@@ -5675,12 +5510,9 @@
             <w:pPr>
               <w:pStyle w:val="ISOClause"/>
               <w:spacing w:before="60" w:after="60" w:line="240" w:lineRule="auto"/>
-              <w:rPr>
-                <w:szCs w:val="18"/>
-              </w:rPr>
-            </w:pPr>
-            <w:r>
-              <w:t>12.3</w:t>
+            </w:pPr>
+            <w:r>
+              <w:t>12.2.6</w:t>
             </w:r>
           </w:p>
         </w:tc>
@@ -5698,9 +5530,6 @@
             <w:pPr>
               <w:pStyle w:val="ISOParagraph"/>
               <w:spacing w:before="60" w:after="60" w:line="240" w:lineRule="auto"/>
-              <w:rPr>
-                <w:szCs w:val="18"/>
-              </w:rPr>
             </w:pPr>
           </w:p>
         </w:tc>
@@ -5718,9 +5547,6 @@
             <w:pPr>
               <w:pStyle w:val="ISOCommType"/>
               <w:spacing w:before="60" w:after="60" w:line="240" w:lineRule="auto"/>
-              <w:rPr>
-                <w:szCs w:val="18"/>
-              </w:rPr>
             </w:pPr>
             <w:r>
               <w:t>te</w:t>
@@ -5741,17 +5567,9 @@
             <w:pPr>
               <w:pStyle w:val="ISOComments"/>
               <w:spacing w:before="60" w:after="60" w:line="240" w:lineRule="auto"/>
-              <w:rPr>
-                <w:szCs w:val="18"/>
-                <w:lang w:eastAsia="ja-JP"/>
-              </w:rPr>
-            </w:pPr>
-            <w:r>
-              <w:t xml:space="preserve">New statement: “An attribute defined at a lower level supersedes the same attribute defined at a higher level.” This is a general precedence rule affecting the interpretation of every attribute that may be set at </w:t>
-            </w:r>
-            <w:r>
-              <w:lastRenderedPageBreak/>
-              <w:t>more than one level, and it has no entry in the Summary of Substantive Changes.</w:t>
+            </w:pPr>
+            <w:r>
+              <w:t>Review Sep. 16: match S-102 display scales</w:t>
             </w:r>
           </w:p>
         </w:tc>
@@ -5769,14 +5587,7 @@
             <w:pPr>
               <w:pStyle w:val="ISOChange"/>
               <w:spacing w:before="60" w:after="60" w:line="240" w:lineRule="auto"/>
-              <w:rPr>
-                <w:szCs w:val="18"/>
-              </w:rPr>
-            </w:pPr>
-            <w:r>
-              <w:lastRenderedPageBreak/>
-              <w:t>Accept the substance. Add a change-summary entry.</w:t>
-            </w:r>
+            </w:pPr>
           </w:p>
         </w:tc>
         <w:tc>
@@ -5802,7 +5613,7 @@
               <w:rPr>
                 <w:szCs w:val="18"/>
               </w:rPr>
-              <w:t>This was always permitted in S-100.</w:t>
+              <w:t>Note added</w:t>
             </w:r>
           </w:p>
         </w:tc>
@@ -5878,7 +5689,7 @@
               </w:rPr>
             </w:pPr>
             <w:r>
-              <w:t>12.3.2</w:t>
+              <w:t>12.2.6</w:t>
             </w:r>
           </w:p>
         </w:tc>
@@ -5901,7 +5712,7 @@
               </w:rPr>
             </w:pPr>
             <w:r>
-              <w:t>dataOffsetCode remark</w:t>
+              <w:t>NOTE 2</w:t>
             </w:r>
           </w:p>
         </w:tc>
@@ -5948,7 +5759,7 @@
               </w:rPr>
             </w:pPr>
             <w:r>
-              <w:t>S100_HDF_DataCodingFormat is given as an explicit enumeration with machine-readable value names in camel case (fixedStations, regularGrid, ungeorectifiedGrid, movingPlatform, stationwiseFixed). dataOffsetCode has no equivalent: its values appear only as descriptive text in the clause 12.3.2 remark, for example “5: Barycenter (centroid) of cell”, and no enumeration of the form S100_HDF_DataOffsetCode giving official value names can be found anywhere in the S-1xx specifications. Both attributes are encoded in HDF5 as enumeration datatypes, and the member names of an HDF5 enumeration are written into every dataset produced, so an implementer must supply exact strings for dataOffsetCode with no authoritative source to take them from. Different producers and readers will therefore invent different member names for the same value, which defeats the purpose of the enumeration and cannot be validated. The gap surfaced during implementation of the GDAL S-100 drivers, where the member names had to be inferred from prose. The same ambiguity is present in S-104 and S-111; since these are S-100 constructs it may require resolution in S-100 Part 10c rather than in the product specifications.</w:t>
+              <w:t>Bounding polygons may now exclude “large regions uniformly and permanently populated with fill values (such as large land areas)”, and “overly-detailed boundaries and small interior holes are discouraged”. The change is supported, but it is normative guidance on discovery metadata content and has no entry in the Summary of Substantive Changes.</w:t>
             </w:r>
           </w:p>
         </w:tc>
@@ -5971,7 +5782,7 @@
               </w:rPr>
             </w:pPr>
             <w:r>
-              <w:t>Define dataOffsetCode as an explicit enumeration — S100_HDF_DataOffsetCode — listing a machine-readable name for each value in the same camel case style as S100_HDF_DataCodingFormat, and state that these strings are the HDF5 enumeration member names. Refer the item to S-100 Part 10c maintenance if the enumeration belongs there, and resolve identically in S-104 and S-111.</w:t>
+              <w:t>Accept. Add a change-summary entry.</w:t>
             </w:r>
           </w:p>
         </w:tc>
@@ -5998,110 +5809,8 @@
               <w:rPr>
                 <w:szCs w:val="18"/>
               </w:rPr>
-              <w:t>S-100</w:t>
-            </w:r>
-            <w:r>
-              <w:rPr>
-                <w:szCs w:val="18"/>
-              </w:rPr>
-              <w:t xml:space="preserve"> Table 10c-10 enumerates the allowed values for dataCodingFormat</w:t>
-            </w:r>
-            <w:ins w:id="32" w:author="Raphael Malyankar" w:date="2026-09-11T01:11:00Z" w16du:dateUtc="2026-09-11T08:11:00Z">
-              <w:r>
-                <w:rPr>
-                  <w:szCs w:val="18"/>
-                </w:rPr>
-                <w:t xml:space="preserve"> so that requires S-100 action; can</w:t>
-              </w:r>
-            </w:ins>
-            <w:ins w:id="33" w:author="Raphael Malyankar" w:date="2026-09-11T01:12:00Z" w16du:dateUtc="2026-09-11T08:12:00Z">
-              <w:r>
-                <w:rPr>
-                  <w:szCs w:val="18"/>
-                </w:rPr>
-                <w:t>not</w:t>
-              </w:r>
-            </w:ins>
-            <w:ins w:id="34" w:author="Raphael Malyankar" w:date="2026-09-11T01:11:00Z" w16du:dateUtc="2026-09-11T08:11:00Z">
-              <w:r>
-                <w:rPr>
-                  <w:szCs w:val="18"/>
-                </w:rPr>
-                <w:t xml:space="preserve"> define it </w:t>
-              </w:r>
-            </w:ins>
-            <w:ins w:id="35" w:author="Raphael Malyankar" w:date="2026-09-11T01:12:00Z" w16du:dateUtc="2026-09-11T08:12:00Z">
-              <w:r>
-                <w:rPr>
-                  <w:szCs w:val="18"/>
-                </w:rPr>
-                <w:t xml:space="preserve">in the PS </w:t>
-              </w:r>
-            </w:ins>
-            <w:ins w:id="36" w:author="Raphael Malyankar" w:date="2026-09-11T01:11:00Z" w16du:dateUtc="2026-09-11T08:11:00Z">
-              <w:r>
-                <w:rPr>
-                  <w:szCs w:val="18"/>
-                </w:rPr>
-                <w:t xml:space="preserve"> in case S-100 ends up </w:t>
-              </w:r>
-            </w:ins>
-            <w:ins w:id="37" w:author="Raphael Malyankar" w:date="2026-09-11T01:12:00Z" w16du:dateUtc="2026-09-11T08:12:00Z">
-              <w:r>
-                <w:rPr>
-                  <w:szCs w:val="18"/>
-                </w:rPr>
-                <w:t xml:space="preserve">doing something different. In the interim, will add </w:t>
-              </w:r>
-            </w:ins>
-            <w:ins w:id="38" w:author="Raphael Malyankar" w:date="2026-10-07T01:10:00Z" w16du:dateUtc="2026-10-07T08:10:00Z">
-              <w:r>
-                <w:rPr>
-                  <w:szCs w:val="18"/>
-                </w:rPr>
-                <w:t>guidance</w:t>
-              </w:r>
-            </w:ins>
-            <w:ins w:id="39" w:author="Raphael Malyankar" w:date="2026-09-11T01:12:00Z" w16du:dateUtc="2026-09-11T08:12:00Z">
-              <w:r>
-                <w:rPr>
-                  <w:szCs w:val="18"/>
-                </w:rPr>
-                <w:t xml:space="preserve"> in S-158:104</w:t>
-              </w:r>
-            </w:ins>
-            <w:ins w:id="40" w:author="Raphael Malyankar" w:date="2026-09-11T01:15:00Z" w16du:dateUtc="2026-09-11T08:15:00Z">
-              <w:r>
-                <w:rPr>
-                  <w:szCs w:val="18"/>
-                </w:rPr>
-                <w:t xml:space="preserve"> and an entry in the </w:t>
-              </w:r>
-            </w:ins>
-            <w:ins w:id="41" w:author="Raphael Malyankar" w:date="2026-09-11T01:16:00Z" w16du:dateUtc="2026-09-11T08:16:00Z">
-              <w:r>
-                <w:rPr>
-                  <w:szCs w:val="18"/>
-                </w:rPr>
-                <w:t xml:space="preserve">codelist </w:t>
-              </w:r>
-            </w:ins>
-            <w:ins w:id="42" w:author="Raphael Malyankar" w:date="2026-09-11T01:15:00Z" w16du:dateUtc="2026-09-11T08:15:00Z">
-              <w:r>
-                <w:rPr>
-                  <w:szCs w:val="18"/>
-                </w:rPr>
-                <w:t>resources fi</w:t>
-              </w:r>
-            </w:ins>
-            <w:ins w:id="43" w:author="Raphael Malyankar" w:date="2026-09-11T01:16:00Z" w16du:dateUtc="2026-09-11T08:16:00Z">
-              <w:r>
-                <w:rPr>
-                  <w:szCs w:val="18"/>
-                </w:rPr>
-                <w:t>le.</w:t>
-              </w:r>
-            </w:ins>
+              <w:t>Not normative guidance, language is permissive: “may”.</w:t>
+            </w:r>
           </w:p>
         </w:tc>
       </w:tr>
@@ -6129,6 +5838,7 @@
               </w:rPr>
             </w:pPr>
             <w:r>
+              <w:lastRenderedPageBreak/>
               <w:t>Main text</w:t>
             </w:r>
           </w:p>
@@ -6176,7 +5886,7 @@
               </w:rPr>
             </w:pPr>
             <w:r>
-              <w:t>12.3.1, 12.3.3</w:t>
+              <w:t>12.3</w:t>
             </w:r>
           </w:p>
         </w:tc>
@@ -6198,9 +5908,6 @@
                 <w:szCs w:val="18"/>
               </w:rPr>
             </w:pPr>
-            <w:r>
-              <w:t>Table 12-1, Table 12-3</w:t>
-            </w:r>
           </w:p>
         </w:tc>
         <w:tc>
@@ -6222,7 +5929,7 @@
               </w:rPr>
             </w:pPr>
             <w:r>
-              <w:t>ed</w:t>
+              <w:t>te</w:t>
             </w:r>
           </w:p>
         </w:tc>
@@ -6246,7 +5953,7 @@
               </w:rPr>
             </w:pPr>
             <w:r>
-              <w:t>With verticalDatumReference = 2 removed, conditional text of the form “If verticalDatumReference = 1 this is …” has been collapsed by the tracked edits in several places. Residual text may still presuppose a choice that no longer exists.</w:t>
+              <w:t>New statement: “An attribute defined at a lower level supersedes the same attribute defined at a higher level.” This is a general precedence rule affecting the interpretation of every attribute that may be set at more than one level, and it has no entry in the Summary of Substantive Changes.</w:t>
             </w:r>
           </w:p>
         </w:tc>
@@ -6269,7 +5976,7 @@
               </w:rPr>
             </w:pPr>
             <w:r>
-              <w:t>Read through the accepted view of 12.3.1 and 12.3.3 and remove any residual conditional wording.</w:t>
+              <w:t>Accept the substance. Add a change-summary entry.</w:t>
             </w:r>
           </w:p>
         </w:tc>
@@ -6296,25 +6003,7 @@
               <w:rPr>
                 <w:szCs w:val="18"/>
               </w:rPr>
-              <w:t xml:space="preserve">No </w:t>
-            </w:r>
-            <w:r>
-              <w:rPr>
-                <w:szCs w:val="18"/>
-              </w:rPr>
-              <w:t xml:space="preserve">specific changes </w:t>
-            </w:r>
-            <w:r>
-              <w:rPr>
-                <w:szCs w:val="18"/>
-              </w:rPr>
-              <w:t>proposed</w:t>
-            </w:r>
-            <w:r>
-              <w:rPr>
-                <w:szCs w:val="18"/>
-              </w:rPr>
-              <w:t>.</w:t>
+              <w:t>This was always permitted in S-100.</w:t>
             </w:r>
           </w:p>
         </w:tc>
@@ -6343,8 +6032,7 @@
               </w:rPr>
             </w:pPr>
             <w:r>
-              <w:lastRenderedPageBreak/>
-              <w:t>Feature Catalogue</w:t>
+              <w:t>Main text</w:t>
             </w:r>
           </w:p>
         </w:tc>
@@ -6391,7 +6079,7 @@
               </w:rPr>
             </w:pPr>
             <w:r>
-              <w:t>Annex A, Annex C C.5.4</w:t>
+              <w:t>12.3.2</w:t>
             </w:r>
           </w:p>
         </w:tc>
@@ -6413,6 +6101,9 @@
                 <w:szCs w:val="18"/>
               </w:rPr>
             </w:pPr>
+            <w:r>
+              <w:t>dataOffsetCode remark</w:t>
+            </w:r>
           </w:p>
         </w:tc>
         <w:tc>
@@ -6458,7 +6149,7 @@
               </w:rPr>
             </w:pPr>
             <w:r>
-              <w:t>waterLevelTime is restored to the Feature Catalogue as a dateTime attribute with a text pattern constraint, with the remark that it is “included in the Feature Catalogue for ECDIS use only and must not be present in the HDF5 dataset”. The mechanism is reasonable given the pick-report rationale, but an attribute that is present in the Feature Catalogue yet prohibited in datasets is an unusual construct that generic S-100 tooling will not expect: a validator checking Group_F against the Feature Catalogue may now expect waterLevelTime to be encodable. S-111 treats the structurally analogous attribute surfaceCurrentTime in the opposite way – it is encoded in the HDF5 dataset for dataCodingFormat 8.</w:t>
+              <w:t>S100_HDF_DataCodingFormat is given as an explicit enumeration with machine-readable value names in camel case (fixedStations, regularGrid, ungeorectifiedGrid, movingPlatform, stationwiseFixed). dataOffsetCode has no equivalent: its values appear only as descriptive text in the clause 12.3.2 remark, for example “5: Barycenter (centroid) of cell”, and no enumeration of the form S100_HDF_DataOffsetCode giving official value names can be found anywhere in the S-1xx specifications. Both attributes are encoded in HDF5 as enumeration datatypes, and the member names of an HDF5 enumeration are written into every dataset produced, so an implementer must supply exact strings for dataOffsetCode with no authoritative source to take them from. Different producers and readers will therefore invent different member names for the same value, which defeats the purpose of the enumeration and cannot be validated. The gap surfaced during implementation of the GDAL S-100 drivers, where the member names had to be inferred from prose. The same ambiguity is present in S-104 and S-111; since these are S-100 constructs it may require resolution in S-100 Part 10c rather than in the product specifications.</w:t>
             </w:r>
           </w:p>
         </w:tc>
@@ -6481,7 +6172,7 @@
               </w:rPr>
             </w:pPr>
             <w:r>
-              <w:t>Confirm that S-158:104 will special-case the prohibition. Confirm the divergent treatment from S-111 surfaceCurrentTime is intended and add an explanatory note to each specification.</w:t>
+              <w:t>Define dataOffsetCode as an explicit enumeration — S100_HDF_DataOffsetCode — listing a machine-readable name for each value in the same camel case style as S100_HDF_DataCodingFormat, and state that these strings are the HDF5 enumeration member names. Refer the item to S-100 Part 10c maintenance if the enumeration belongs there, and resolve identically in S-104 and S-111.</w:t>
             </w:r>
           </w:p>
         </w:tc>
@@ -6508,7 +6199,67 @@
               <w:rPr>
                 <w:szCs w:val="18"/>
               </w:rPr>
-              <w:t>Not applied. S-104 and S-111 are independent specifications and should be read as such</w:t>
+              <w:t>S-100</w:t>
+            </w:r>
+            <w:r>
+              <w:rPr>
+                <w:szCs w:val="18"/>
+              </w:rPr>
+              <w:t xml:space="preserve"> Table 10c-10 enumerates the allowed values for </w:t>
+            </w:r>
+            <w:r>
+              <w:rPr>
+                <w:szCs w:val="18"/>
+              </w:rPr>
+              <w:t xml:space="preserve">dataOffsetCode </w:t>
+            </w:r>
+            <w:r>
+              <w:rPr>
+                <w:szCs w:val="18"/>
+              </w:rPr>
+              <w:t xml:space="preserve">so that requires S-100 action; cannot </w:t>
+            </w:r>
+            <w:r>
+              <w:rPr>
+                <w:szCs w:val="18"/>
+              </w:rPr>
+              <w:t>mandate</w:t>
+            </w:r>
+            <w:r>
+              <w:rPr>
+                <w:szCs w:val="18"/>
+              </w:rPr>
+              <w:t xml:space="preserve"> it in the PS</w:t>
+            </w:r>
+            <w:r>
+              <w:rPr>
+                <w:szCs w:val="18"/>
+              </w:rPr>
+              <w:t xml:space="preserve"> yet</w:t>
+            </w:r>
+            <w:r>
+              <w:rPr>
+                <w:szCs w:val="18"/>
+              </w:rPr>
+              <w:t xml:space="preserve">  in case S-100 ends up doing something different. In the interim, </w:t>
+            </w:r>
+            <w:r>
+              <w:rPr>
+                <w:szCs w:val="18"/>
+              </w:rPr>
+              <w:t>guidance</w:t>
+            </w:r>
+            <w:r>
+              <w:rPr>
+                <w:szCs w:val="18"/>
+              </w:rPr>
+              <w:t xml:space="preserve"> </w:t>
+            </w:r>
+            <w:r>
+              <w:rPr>
+                <w:szCs w:val="18"/>
+              </w:rPr>
+              <w:t>added</w:t>
             </w:r>
             <w:r>
               <w:rPr>
@@ -6543,7 +6294,8 @@
               </w:rPr>
             </w:pPr>
             <w:r>
-              <w:t>Feature Catalogue</w:t>
+              <w:lastRenderedPageBreak/>
+              <w:t>Main text</w:t>
             </w:r>
           </w:p>
         </w:tc>
@@ -6590,7 +6342,7 @@
               </w:rPr>
             </w:pPr>
             <w:r>
-              <w:t>Annex C C.5.4</w:t>
+              <w:t>12.3.1, 12.3.3</w:t>
             </w:r>
           </w:p>
         </w:tc>
@@ -6612,6 +6364,9 @@
                 <w:szCs w:val="18"/>
               </w:rPr>
             </w:pPr>
+            <w:r>
+              <w:t>Table 12-1, Table 12-3</w:t>
+            </w:r>
           </w:p>
         </w:tc>
         <w:tc>
@@ -6657,7 +6412,7 @@
               </w:rPr>
             </w:pPr>
             <w:r>
-              <w:t>The text pattern for waterLevelTime permits optional colons (“:?”) between hour, minute and second, while the stated format is YYYYMMDDTHHMMSSZ without separators. The pattern and the stated format disagree. The pattern also admits years 1900–2149 plus the sentinel value 21500101T000000Z.</w:t>
+              <w:t>With verticalDatumReference = 2 removed, conditional text of the form “If verticalDatumReference = 1 this is …” has been collapsed by the tracked edits in several places. Residual text may still presuppose a choice that no longer exists.</w:t>
             </w:r>
           </w:p>
         </w:tc>
@@ -6680,7 +6435,7 @@
               </w:rPr>
             </w:pPr>
             <w:r>
-              <w:t>Remove the “:?” groups from the pattern, or amend the stated format to match. Confirm the sentinel value is intended and document it.</w:t>
+              <w:t>Read through the accepted view of 12.3.1 and 12.3.3 and remove any residual conditional wording.</w:t>
             </w:r>
           </w:p>
         </w:tc>
@@ -6707,37 +6462,19 @@
               <w:rPr>
                 <w:szCs w:val="18"/>
               </w:rPr>
-              <w:t xml:space="preserve">Not </w:t>
-            </w:r>
-            <w:r>
-              <w:rPr>
-                <w:szCs w:val="18"/>
-              </w:rPr>
-              <w:t>applied</w:t>
-            </w:r>
-            <w:r>
-              <w:rPr>
-                <w:szCs w:val="18"/>
-              </w:rPr>
-              <w:t>, given that waterLevel time is not encoded in datasets</w:t>
-            </w:r>
-            <w:r>
-              <w:rPr>
-                <w:szCs w:val="18"/>
-              </w:rPr>
-              <w:t xml:space="preserve"> </w:t>
-            </w:r>
-            <w:r>
-              <w:rPr>
-                <w:szCs w:val="18"/>
-              </w:rPr>
-              <w:t xml:space="preserve">the </w:t>
-            </w:r>
-            <w:r>
-              <w:rPr>
-                <w:szCs w:val="18"/>
-              </w:rPr>
-              <w:t>pattern is not used in the dataset</w:t>
+              <w:t xml:space="preserve">No </w:t>
+            </w:r>
+            <w:r>
+              <w:rPr>
+                <w:szCs w:val="18"/>
+              </w:rPr>
+              <w:t xml:space="preserve">specific changes </w:t>
+            </w:r>
+            <w:r>
+              <w:rPr>
+                <w:szCs w:val="18"/>
+              </w:rPr>
+              <w:t>proposed</w:t>
             </w:r>
             <w:r>
               <w:rPr>
@@ -6772,7 +6509,7 @@
               </w:rPr>
             </w:pPr>
             <w:r>
-              <w:t>Main text</w:t>
+              <w:t>Feature Catalogue</w:t>
             </w:r>
           </w:p>
         </w:tc>
@@ -6819,7 +6556,7 @@
               </w:rPr>
             </w:pPr>
             <w:r>
-              <w:t>Summary of Substantive Changes</w:t>
+              <w:t>Annex A, Annex C C.5.4</w:t>
             </w:r>
           </w:p>
         </w:tc>
@@ -6862,7 +6599,7 @@
               </w:rPr>
             </w:pPr>
             <w:r>
-              <w:t>ge</w:t>
+              <w:t>te</w:t>
             </w:r>
           </w:p>
         </w:tc>
@@ -6886,7 +6623,7 @@
               </w:rPr>
             </w:pPr>
             <w:r>
-              <w:t>The table lists only the restoration of waterLevelTime, followed by “(More substantive changes to be added.)”. None of the substantive changes raised in this form appears in it, including the removal of verticalDatumReference = 2, the New Edition and file naming reversal, the conversion of the dataset size recommendation into a requirement, and the discovery metadata changes. This table is the artifact implementers and reviewers rely on in place of the tracked changes, and it does not currently reflect the draft.</w:t>
+              <w:t>waterLevelTime is restored to the Feature Catalogue as a dateTime attribute with a text pattern constraint, with the remark that it is “included in the Feature Catalogue for ECDIS use only and must not be present in the HDF5 dataset”. The mechanism is reasonable given the pick-report rationale, but an attribute that is present in the Feature Catalogue yet prohibited in datasets is an unusual construct that generic S-100 tooling will not expect: a validator checking Group_F against the Feature Catalogue may now expect waterLevelTime to be encodable. S-111 treats the structurally analogous attribute surfaceCurrentTime in the opposite way – it is encoded in the HDF5 dataset for dataCodingFormat 8.</w:t>
             </w:r>
           </w:p>
         </w:tc>
@@ -6909,7 +6646,7 @@
               </w:rPr>
             </w:pPr>
             <w:r>
-              <w:t>Complete the table before release. This is the highest-priority item in this form.</w:t>
+              <w:t>Confirm that S-158:104 will special-case the prohibition. Confirm the divergent treatment from S-111 surfaceCurrentTime is intended and add an explanatory note to each specification.</w:t>
             </w:r>
           </w:p>
         </w:tc>
@@ -6932,14 +6669,18 @@
                 <w:szCs w:val="18"/>
               </w:rPr>
             </w:pPr>
-            <w:ins w:id="44" w:author="Raphael Malyankar" w:date="2026-09-09T11:04:00Z" w16du:dateUtc="2026-09-09T18:04:00Z">
-              <w:r>
-                <w:rPr>
-                  <w:szCs w:val="18"/>
-                </w:rPr>
-                <w:t>Applied</w:t>
-              </w:r>
-            </w:ins>
+            <w:r>
+              <w:rPr>
+                <w:szCs w:val="18"/>
+              </w:rPr>
+              <w:t>Not applied. S-104 and S-111 are independent specifications and should be read as such</w:t>
+            </w:r>
+            <w:r>
+              <w:rPr>
+                <w:szCs w:val="18"/>
+              </w:rPr>
+              <w:t>.</w:t>
+            </w:r>
           </w:p>
         </w:tc>
       </w:tr>
@@ -6967,8 +6708,7 @@
               </w:rPr>
             </w:pPr>
             <w:r>
-              <w:lastRenderedPageBreak/>
-              <w:t>Main text</w:t>
+              <w:t>Feature Catalogue</w:t>
             </w:r>
           </w:p>
         </w:tc>
@@ -7015,7 +6755,7 @@
               </w:rPr>
             </w:pPr>
             <w:r>
-              <w:t>Summary of Substantive Changes</w:t>
+              <w:t>Annex C C.5.4</w:t>
             </w:r>
           </w:p>
         </w:tc>
@@ -7082,7 +6822,7 @@
               </w:rPr>
             </w:pPr>
             <w:r>
-              <w:t>All Edition 2.0.0 substantive-change rows have been deleted rather than retained, which removes the historical record of the Edition 2.0.0 changes from the document.</w:t>
+              <w:t>The text pattern for waterLevelTime permits optional colons (“:?”) between hour, minute and second, while the stated format is YYYYMMDDTHHMMSSZ without separators. The pattern and the stated format disagree. The pattern also admits years 1900–2149 plus the sentinel value 21500101T000000Z.</w:t>
             </w:r>
           </w:p>
         </w:tc>
@@ -7105,7 +6845,7 @@
               </w:rPr>
             </w:pPr>
             <w:r>
-              <w:t>Confirm the deletion is intended; consider retaining the prior-edition rows.</w:t>
+              <w:t>Remove the “:?” groups from the pattern, or amend the stated format to match. Confirm the sentinel value is intended and document it.</w:t>
             </w:r>
           </w:p>
         </w:tc>
@@ -7128,69 +6868,48 @@
                 <w:szCs w:val="18"/>
               </w:rPr>
             </w:pPr>
-            <w:del w:id="45" w:author="Raphael Malyankar" w:date="2026-09-09T11:04:00Z" w16du:dateUtc="2026-09-09T18:04:00Z">
-              <w:r>
-                <w:rPr>
-                  <w:szCs w:val="18"/>
-                  <w:rPrChange w:id="46" w:author="Raphael Malyankar" w:date="2026-10-07T01:11:00Z" w16du:dateUtc="2026-10-07T08:11:00Z">
-                    <w:rPr>
-                      <w:szCs w:val="18"/>
-                      <w:highlight w:val="yellow"/>
-                    </w:rPr>
-                  </w:rPrChange>
-                </w:rPr>
-                <w:delText xml:space="preserve">TBD, noting 2.0.1 is supposed to be a </w:delText>
-              </w:r>
-              <w:r>
-                <w:rPr>
-                  <w:szCs w:val="18"/>
-                  <w:u w:val="single"/>
-                  <w:rPrChange w:id="47" w:author="Raphael Malyankar" w:date="2026-10-07T01:11:00Z" w16du:dateUtc="2026-10-07T08:11:00Z">
-                    <w:rPr>
-                      <w:szCs w:val="18"/>
-                      <w:highlight w:val="yellow"/>
-                      <w:u w:val="single"/>
-                    </w:rPr>
-                  </w:rPrChange>
-                </w:rPr>
-                <w:delText>clarification</w:delText>
-              </w:r>
-              <w:r>
-                <w:rPr>
-                  <w:szCs w:val="18"/>
-                  <w:rPrChange w:id="48" w:author="Raphael Malyankar" w:date="2026-10-07T01:11:00Z" w16du:dateUtc="2026-10-07T08:11:00Z">
-                    <w:rPr>
-                      <w:szCs w:val="18"/>
-                      <w:highlight w:val="yellow"/>
-                    </w:rPr>
-                  </w:rPrChange>
-                </w:rPr>
-                <w:delText xml:space="preserve"> edition</w:delText>
-              </w:r>
-            </w:del>
-            <w:ins w:id="49" w:author="Raphael Malyankar" w:date="2026-10-07T01:11:00Z" w16du:dateUtc="2026-10-07T08:11:00Z">
-              <w:r>
-                <w:rPr>
-                  <w:szCs w:val="18"/>
-                  <w:rPrChange w:id="50" w:author="Raphael Malyankar" w:date="2026-10-07T01:11:00Z" w16du:dateUtc="2026-10-07T08:11:00Z">
-                    <w:rPr>
-                      <w:szCs w:val="18"/>
-                      <w:highlight w:val="yellow"/>
-                    </w:rPr>
-                  </w:rPrChange>
-                </w:rPr>
-                <w:t>Only 2.0.1 changes listed</w:t>
-              </w:r>
-            </w:ins>
-            <w:del w:id="51" w:author="Raphael Malyankar" w:date="2026-09-09T11:04:00Z" w16du:dateUtc="2026-09-09T18:04:00Z">
-              <w:r>
-                <w:rPr>
-                  <w:szCs w:val="18"/>
-                  <w:highlight w:val="yellow"/>
-                </w:rPr>
-                <w:delText>.</w:delText>
-              </w:r>
-            </w:del>
+            <w:r>
+              <w:rPr>
+                <w:szCs w:val="18"/>
+              </w:rPr>
+              <w:t xml:space="preserve">Not </w:t>
+            </w:r>
+            <w:r>
+              <w:rPr>
+                <w:szCs w:val="18"/>
+              </w:rPr>
+              <w:t>applied</w:t>
+            </w:r>
+            <w:r>
+              <w:rPr>
+                <w:szCs w:val="18"/>
+              </w:rPr>
+              <w:t>, given that waterLevel time is not encoded in datasets</w:t>
+            </w:r>
+            <w:r>
+              <w:rPr>
+                <w:szCs w:val="18"/>
+              </w:rPr>
+              <w:t xml:space="preserve"> </w:t>
+            </w:r>
+            <w:r>
+              <w:rPr>
+                <w:szCs w:val="18"/>
+              </w:rPr>
+              <w:t xml:space="preserve">the </w:t>
+            </w:r>
+            <w:r>
+              <w:rPr>
+                <w:szCs w:val="18"/>
+              </w:rPr>
+              <w:t>pattern is not used in the dataset</w:t>
+            </w:r>
+            <w:r>
+              <w:rPr>
+                <w:szCs w:val="18"/>
+              </w:rPr>
+              <w:t>.</w:t>
+            </w:r>
           </w:p>
         </w:tc>
       </w:tr>
@@ -7212,138 +6931,131 @@
             <w:pPr>
               <w:pStyle w:val="ISOMB"/>
               <w:spacing w:before="60" w:after="60" w:line="240" w:lineRule="auto"/>
-            </w:pPr>
-            <w:r>
+              <w:rPr>
+                <w:rFonts w:cs="Arial"/>
+                <w:szCs w:val="18"/>
+              </w:rPr>
+            </w:pPr>
+            <w:r>
+              <w:t>Main text</w:t>
+            </w:r>
+          </w:p>
+        </w:tc>
+        <w:tc>
+          <w:tcPr>
+            <w:tcW w:w="593" w:type="dxa"/>
+            <w:tcBorders>
+              <w:top w:val="single" w:sz="6" w:space="0" w:color="000000"/>
+              <w:left w:val="single" w:sz="6" w:space="0" w:color="000000"/>
+              <w:bottom w:val="single" w:sz="6" w:space="0" w:color="000000"/>
+              <w:right w:val="single" w:sz="6" w:space="0" w:color="000000"/>
+            </w:tcBorders>
+          </w:tcPr>
+          <w:p>
+            <w:pPr>
+              <w:pStyle w:val="ISOMB"/>
+              <w:spacing w:before="60" w:after="60" w:line="240" w:lineRule="auto"/>
+              <w:rPr>
+                <w:rFonts w:cs="Arial"/>
+                <w:szCs w:val="18"/>
+              </w:rPr>
+            </w:pPr>
+            <w:r>
+              <w:t>US</w:t>
+            </w:r>
+          </w:p>
+        </w:tc>
+        <w:tc>
+          <w:tcPr>
+            <w:tcW w:w="1295" w:type="dxa"/>
+            <w:tcBorders>
+              <w:top w:val="single" w:sz="6" w:space="0" w:color="000000"/>
+              <w:left w:val="single" w:sz="6" w:space="0" w:color="000000"/>
+              <w:bottom w:val="single" w:sz="6" w:space="0" w:color="000000"/>
+              <w:right w:val="single" w:sz="6" w:space="0" w:color="000000"/>
+            </w:tcBorders>
+          </w:tcPr>
+          <w:p>
+            <w:pPr>
+              <w:pStyle w:val="ISOClause"/>
+              <w:spacing w:before="60" w:after="60" w:line="240" w:lineRule="auto"/>
+              <w:rPr>
+                <w:szCs w:val="18"/>
+              </w:rPr>
+            </w:pPr>
+            <w:r>
+              <w:t>Summary of Substantive Changes</w:t>
+            </w:r>
+          </w:p>
+        </w:tc>
+        <w:tc>
+          <w:tcPr>
+            <w:tcW w:w="1103" w:type="dxa"/>
+            <w:tcBorders>
+              <w:top w:val="single" w:sz="6" w:space="0" w:color="000000"/>
+              <w:left w:val="single" w:sz="6" w:space="0" w:color="000000"/>
+              <w:bottom w:val="single" w:sz="6" w:space="0" w:color="000000"/>
+              <w:right w:val="single" w:sz="6" w:space="0" w:color="000000"/>
+            </w:tcBorders>
+          </w:tcPr>
+          <w:p>
+            <w:pPr>
+              <w:pStyle w:val="ISOParagraph"/>
+              <w:spacing w:before="60" w:after="60" w:line="240" w:lineRule="auto"/>
+              <w:rPr>
+                <w:szCs w:val="18"/>
+              </w:rPr>
+            </w:pPr>
+          </w:p>
+        </w:tc>
+        <w:tc>
+          <w:tcPr>
+            <w:tcW w:w="698" w:type="dxa"/>
+            <w:tcBorders>
+              <w:top w:val="single" w:sz="6" w:space="0" w:color="000000"/>
+              <w:left w:val="single" w:sz="6" w:space="0" w:color="000000"/>
+              <w:bottom w:val="single" w:sz="6" w:space="0" w:color="000000"/>
+              <w:right w:val="single" w:sz="6" w:space="0" w:color="000000"/>
+            </w:tcBorders>
+          </w:tcPr>
+          <w:p>
+            <w:pPr>
+              <w:pStyle w:val="ISOCommType"/>
+              <w:spacing w:before="60" w:after="60" w:line="240" w:lineRule="auto"/>
+              <w:rPr>
+                <w:szCs w:val="18"/>
+              </w:rPr>
+            </w:pPr>
+            <w:r>
+              <w:t>ge</w:t>
+            </w:r>
+          </w:p>
+        </w:tc>
+        <w:tc>
+          <w:tcPr>
+            <w:tcW w:w="4521" w:type="dxa"/>
+            <w:tcBorders>
+              <w:top w:val="single" w:sz="6" w:space="0" w:color="000000"/>
+              <w:left w:val="single" w:sz="6" w:space="0" w:color="000000"/>
+              <w:bottom w:val="single" w:sz="6" w:space="0" w:color="000000"/>
+              <w:right w:val="single" w:sz="6" w:space="0" w:color="000000"/>
+            </w:tcBorders>
+          </w:tcPr>
+          <w:p>
+            <w:pPr>
+              <w:pStyle w:val="ISOComments"/>
+              <w:spacing w:before="60" w:after="60" w:line="240" w:lineRule="auto"/>
               <w:rPr>
                 <w:szCs w:val="18"/>
                 <w:lang w:eastAsia="ja-JP"/>
               </w:rPr>
-              <w:t>S158:104</w:t>
-            </w:r>
-          </w:p>
-        </w:tc>
-        <w:tc>
-          <w:tcPr>
-            <w:tcW w:w="593" w:type="dxa"/>
-            <w:tcBorders>
-              <w:top w:val="single" w:sz="6" w:space="0" w:color="000000"/>
-              <w:left w:val="single" w:sz="6" w:space="0" w:color="000000"/>
-              <w:bottom w:val="single" w:sz="6" w:space="0" w:color="000000"/>
-              <w:right w:val="single" w:sz="6" w:space="0" w:color="000000"/>
-            </w:tcBorders>
-          </w:tcPr>
-          <w:p>
-            <w:pPr>
-              <w:pStyle w:val="ISOMB"/>
-              <w:spacing w:before="60" w:after="60" w:line="240" w:lineRule="auto"/>
-            </w:pPr>
-            <w:r>
-              <w:rPr>
-                <w:rFonts w:cs="Arial"/>
-                <w:szCs w:val="18"/>
-                <w:lang w:eastAsia="ja-JP"/>
-              </w:rPr>
-              <w:t>FR</w:t>
-            </w:r>
-          </w:p>
-        </w:tc>
-        <w:tc>
-          <w:tcPr>
-            <w:tcW w:w="1295" w:type="dxa"/>
-            <w:tcBorders>
-              <w:top w:val="single" w:sz="6" w:space="0" w:color="000000"/>
-              <w:left w:val="single" w:sz="6" w:space="0" w:color="000000"/>
-              <w:bottom w:val="single" w:sz="6" w:space="0" w:color="000000"/>
-              <w:right w:val="single" w:sz="6" w:space="0" w:color="000000"/>
-            </w:tcBorders>
-          </w:tcPr>
-          <w:p>
-            <w:pPr>
-              <w:pStyle w:val="ISOClause"/>
-              <w:spacing w:before="60" w:after="60" w:line="240" w:lineRule="auto"/>
-            </w:pPr>
-            <w:r>
-              <w:rPr>
-                <w:szCs w:val="18"/>
-                <w:lang w:eastAsia="ja-JP"/>
-              </w:rPr>
-              <w:t>4</w:t>
-            </w:r>
-          </w:p>
-        </w:tc>
-        <w:tc>
-          <w:tcPr>
-            <w:tcW w:w="1103" w:type="dxa"/>
-            <w:tcBorders>
-              <w:top w:val="single" w:sz="6" w:space="0" w:color="000000"/>
-              <w:left w:val="single" w:sz="6" w:space="0" w:color="000000"/>
-              <w:bottom w:val="single" w:sz="6" w:space="0" w:color="000000"/>
-              <w:right w:val="single" w:sz="6" w:space="0" w:color="000000"/>
-            </w:tcBorders>
-          </w:tcPr>
-          <w:p>
-            <w:pPr>
-              <w:pStyle w:val="ISOParagraph"/>
-              <w:spacing w:before="60" w:after="60" w:line="240" w:lineRule="auto"/>
-              <w:rPr>
-                <w:szCs w:val="18"/>
-              </w:rPr>
-            </w:pPr>
-            <w:r>
-              <w:rPr>
-                <w:rFonts w:eastAsia="SimSun"/>
-                <w:szCs w:val="18"/>
-                <w:lang w:val="en-US" w:eastAsia="zh-CN"/>
-              </w:rPr>
-              <w:t>Table 4.1</w:t>
-            </w:r>
-          </w:p>
-        </w:tc>
-        <w:tc>
-          <w:tcPr>
-            <w:tcW w:w="698" w:type="dxa"/>
-            <w:tcBorders>
-              <w:top w:val="single" w:sz="6" w:space="0" w:color="000000"/>
-              <w:left w:val="single" w:sz="6" w:space="0" w:color="000000"/>
-              <w:bottom w:val="single" w:sz="6" w:space="0" w:color="000000"/>
-              <w:right w:val="single" w:sz="6" w:space="0" w:color="000000"/>
-            </w:tcBorders>
-          </w:tcPr>
-          <w:p>
-            <w:pPr>
-              <w:pStyle w:val="ISOCommType"/>
-              <w:spacing w:before="60" w:after="60" w:line="240" w:lineRule="auto"/>
-            </w:pPr>
-            <w:r>
-              <w:rPr>
-                <w:szCs w:val="18"/>
-                <w:lang w:eastAsia="ja-JP"/>
-              </w:rPr>
-              <w:t>ed</w:t>
-            </w:r>
-          </w:p>
-        </w:tc>
-        <w:tc>
-          <w:tcPr>
-            <w:tcW w:w="4521" w:type="dxa"/>
-            <w:tcBorders>
-              <w:top w:val="single" w:sz="6" w:space="0" w:color="000000"/>
-              <w:left w:val="single" w:sz="6" w:space="0" w:color="000000"/>
-              <w:bottom w:val="single" w:sz="6" w:space="0" w:color="000000"/>
-              <w:right w:val="single" w:sz="6" w:space="0" w:color="000000"/>
-            </w:tcBorders>
-          </w:tcPr>
-          <w:p>
-            <w:pPr>
-              <w:pStyle w:val="ISOComments"/>
-              <w:spacing w:before="60" w:after="60" w:line="240" w:lineRule="auto"/>
-            </w:pPr>
-            <w:r>
-              <w:rPr>
-                <w:szCs w:val="18"/>
-                <w:lang w:eastAsia="ja-JP"/>
-              </w:rPr>
-              <w:t>Wrong norm mentioned, S-111 instead of -S104</w:t>
+            </w:pPr>
+            <w:r>
+              <w:t xml:space="preserve">The table lists only the restoration of waterLevelTime, followed by “(More substantive changes to be added.)”. None of the substantive changes raised in this form appears in it, including the removal of verticalDatumReference = 2, the New Edition and file naming reversal, the conversion of the dataset size recommendation into a requirement, and the </w:t>
+            </w:r>
+            <w:r>
+              <w:lastRenderedPageBreak/>
+              <w:t>discovery metadata changes. This table is the artifact implementers and reviewers rely on in place of the tracked changes, and it does not currently reflect the draft.</w:t>
             </w:r>
           </w:p>
         </w:tc>
@@ -7361,27 +7073,13 @@
             <w:pPr>
               <w:pStyle w:val="ISOChange"/>
               <w:spacing w:before="60" w:after="60" w:line="240" w:lineRule="auto"/>
-            </w:pPr>
-            <w:r>
-              <w:rPr>
-                <w:szCs w:val="18"/>
-                <w:lang w:eastAsia="ja-JP"/>
-              </w:rPr>
-              <w:t xml:space="preserve">S111_6xxx </w:t>
-            </w:r>
-            <w:r>
-              <w:rPr>
-                <w:szCs w:val="18"/>
-                <w:lang w:eastAsia="ja-JP"/>
-              </w:rPr>
-              <w:sym w:font="Wingdings" w:char="F0E0"/>
-            </w:r>
-            <w:r>
-              <w:rPr>
-                <w:szCs w:val="18"/>
-                <w:lang w:eastAsia="ja-JP"/>
-              </w:rPr>
-              <w:t xml:space="preserve"> S104_6xxx</w:t>
+              <w:rPr>
+                <w:szCs w:val="18"/>
+              </w:rPr>
+            </w:pPr>
+            <w:r>
+              <w:lastRenderedPageBreak/>
+              <w:t>Complete the table before release. This is the highest-priority item in this form.</w:t>
             </w:r>
           </w:p>
         </w:tc>
@@ -7404,22 +7102,12 @@
                 <w:szCs w:val="18"/>
               </w:rPr>
             </w:pPr>
-            <w:del w:id="52" w:author="Raphael Malyankar" w:date="2026-09-09T11:23:00Z" w16du:dateUtc="2026-09-09T18:23:00Z">
-              <w:r>
-                <w:rPr>
-                  <w:szCs w:val="18"/>
-                </w:rPr>
-                <w:delText>Accepted</w:delText>
-              </w:r>
-            </w:del>
-            <w:ins w:id="53" w:author="Raphael Malyankar" w:date="2026-09-09T11:23:00Z" w16du:dateUtc="2026-09-09T18:23:00Z">
-              <w:r>
-                <w:rPr>
-                  <w:szCs w:val="18"/>
-                </w:rPr>
-                <w:t>Applied</w:t>
-              </w:r>
-            </w:ins>
+            <w:r>
+              <w:rPr>
+                <w:szCs w:val="18"/>
+              </w:rPr>
+              <w:t>Applied</w:t>
+            </w:r>
           </w:p>
         </w:tc>
       </w:tr>
@@ -7436,6 +7124,199 @@
               <w:bottom w:val="single" w:sz="6" w:space="0" w:color="000000"/>
               <w:right w:val="single" w:sz="6" w:space="0" w:color="000000"/>
             </w:tcBorders>
+          </w:tcPr>
+          <w:p>
+            <w:pPr>
+              <w:pStyle w:val="ISOMB"/>
+              <w:spacing w:before="60" w:after="60" w:line="240" w:lineRule="auto"/>
+              <w:rPr>
+                <w:rFonts w:cs="Arial"/>
+                <w:szCs w:val="18"/>
+              </w:rPr>
+            </w:pPr>
+            <w:r>
+              <w:t>Main text</w:t>
+            </w:r>
+          </w:p>
+        </w:tc>
+        <w:tc>
+          <w:tcPr>
+            <w:tcW w:w="593" w:type="dxa"/>
+            <w:tcBorders>
+              <w:top w:val="single" w:sz="6" w:space="0" w:color="000000"/>
+              <w:left w:val="single" w:sz="6" w:space="0" w:color="000000"/>
+              <w:bottom w:val="single" w:sz="6" w:space="0" w:color="000000"/>
+              <w:right w:val="single" w:sz="6" w:space="0" w:color="000000"/>
+            </w:tcBorders>
+          </w:tcPr>
+          <w:p>
+            <w:pPr>
+              <w:pStyle w:val="ISOMB"/>
+              <w:spacing w:before="60" w:after="60" w:line="240" w:lineRule="auto"/>
+              <w:rPr>
+                <w:rFonts w:cs="Arial"/>
+                <w:szCs w:val="18"/>
+              </w:rPr>
+            </w:pPr>
+            <w:r>
+              <w:t>US</w:t>
+            </w:r>
+          </w:p>
+        </w:tc>
+        <w:tc>
+          <w:tcPr>
+            <w:tcW w:w="1295" w:type="dxa"/>
+            <w:tcBorders>
+              <w:top w:val="single" w:sz="6" w:space="0" w:color="000000"/>
+              <w:left w:val="single" w:sz="6" w:space="0" w:color="000000"/>
+              <w:bottom w:val="single" w:sz="6" w:space="0" w:color="000000"/>
+              <w:right w:val="single" w:sz="6" w:space="0" w:color="000000"/>
+            </w:tcBorders>
+          </w:tcPr>
+          <w:p>
+            <w:pPr>
+              <w:pStyle w:val="ISOClause"/>
+              <w:spacing w:before="60" w:after="60" w:line="240" w:lineRule="auto"/>
+              <w:rPr>
+                <w:szCs w:val="18"/>
+              </w:rPr>
+            </w:pPr>
+            <w:r>
+              <w:t>Summary of Substantive Changes</w:t>
+            </w:r>
+          </w:p>
+        </w:tc>
+        <w:tc>
+          <w:tcPr>
+            <w:tcW w:w="1103" w:type="dxa"/>
+            <w:tcBorders>
+              <w:top w:val="single" w:sz="6" w:space="0" w:color="000000"/>
+              <w:left w:val="single" w:sz="6" w:space="0" w:color="000000"/>
+              <w:bottom w:val="single" w:sz="6" w:space="0" w:color="000000"/>
+              <w:right w:val="single" w:sz="6" w:space="0" w:color="000000"/>
+            </w:tcBorders>
+          </w:tcPr>
+          <w:p>
+            <w:pPr>
+              <w:pStyle w:val="ISOParagraph"/>
+              <w:spacing w:before="60" w:after="60" w:line="240" w:lineRule="auto"/>
+              <w:rPr>
+                <w:szCs w:val="18"/>
+              </w:rPr>
+            </w:pPr>
+          </w:p>
+        </w:tc>
+        <w:tc>
+          <w:tcPr>
+            <w:tcW w:w="698" w:type="dxa"/>
+            <w:tcBorders>
+              <w:top w:val="single" w:sz="6" w:space="0" w:color="000000"/>
+              <w:left w:val="single" w:sz="6" w:space="0" w:color="000000"/>
+              <w:bottom w:val="single" w:sz="6" w:space="0" w:color="000000"/>
+              <w:right w:val="single" w:sz="6" w:space="0" w:color="000000"/>
+            </w:tcBorders>
+          </w:tcPr>
+          <w:p>
+            <w:pPr>
+              <w:pStyle w:val="ISOCommType"/>
+              <w:spacing w:before="60" w:after="60" w:line="240" w:lineRule="auto"/>
+              <w:rPr>
+                <w:szCs w:val="18"/>
+              </w:rPr>
+            </w:pPr>
+            <w:r>
+              <w:t>ed</w:t>
+            </w:r>
+          </w:p>
+        </w:tc>
+        <w:tc>
+          <w:tcPr>
+            <w:tcW w:w="4521" w:type="dxa"/>
+            <w:tcBorders>
+              <w:top w:val="single" w:sz="6" w:space="0" w:color="000000"/>
+              <w:left w:val="single" w:sz="6" w:space="0" w:color="000000"/>
+              <w:bottom w:val="single" w:sz="6" w:space="0" w:color="000000"/>
+              <w:right w:val="single" w:sz="6" w:space="0" w:color="000000"/>
+            </w:tcBorders>
+          </w:tcPr>
+          <w:p>
+            <w:pPr>
+              <w:pStyle w:val="ISOComments"/>
+              <w:spacing w:before="60" w:after="60" w:line="240" w:lineRule="auto"/>
+              <w:rPr>
+                <w:szCs w:val="18"/>
+                <w:lang w:eastAsia="ja-JP"/>
+              </w:rPr>
+            </w:pPr>
+            <w:r>
+              <w:t>All Edition 2.0.0 substantive-change rows have been deleted rather than retained, which removes the historical record of the Edition 2.0.0 changes from the document.</w:t>
+            </w:r>
+          </w:p>
+        </w:tc>
+        <w:tc>
+          <w:tcPr>
+            <w:tcW w:w="4117" w:type="dxa"/>
+            <w:tcBorders>
+              <w:top w:val="single" w:sz="6" w:space="0" w:color="000000"/>
+              <w:left w:val="single" w:sz="6" w:space="0" w:color="000000"/>
+              <w:bottom w:val="single" w:sz="6" w:space="0" w:color="000000"/>
+              <w:right w:val="single" w:sz="6" w:space="0" w:color="000000"/>
+            </w:tcBorders>
+          </w:tcPr>
+          <w:p>
+            <w:pPr>
+              <w:pStyle w:val="ISOChange"/>
+              <w:spacing w:before="60" w:after="60" w:line="240" w:lineRule="auto"/>
+              <w:rPr>
+                <w:szCs w:val="18"/>
+              </w:rPr>
+            </w:pPr>
+            <w:r>
+              <w:t>Confirm the deletion is intended; consider retaining the prior-edition rows.</w:t>
+            </w:r>
+          </w:p>
+        </w:tc>
+        <w:tc>
+          <w:tcPr>
+            <w:tcW w:w="2611" w:type="dxa"/>
+            <w:tcBorders>
+              <w:top w:val="single" w:sz="6" w:space="0" w:color="000000"/>
+              <w:left w:val="single" w:sz="6" w:space="0" w:color="000000"/>
+              <w:bottom w:val="single" w:sz="6" w:space="0" w:color="000000"/>
+              <w:right w:val="single" w:sz="6" w:space="0" w:color="000000"/>
+            </w:tcBorders>
+            <w:shd w:val="clear" w:color="auto" w:fill="D9D9D9" w:themeFill="background1" w:themeFillShade="D9"/>
+          </w:tcPr>
+          <w:p>
+            <w:pPr>
+              <w:pStyle w:val="ISOSecretObservations"/>
+              <w:spacing w:before="60" w:after="60" w:line="240" w:lineRule="auto"/>
+              <w:rPr>
+                <w:szCs w:val="18"/>
+              </w:rPr>
+            </w:pPr>
+            <w:r>
+              <w:rPr>
+                <w:szCs w:val="18"/>
+              </w:rPr>
+              <w:t>Only 2.0.1 changes listed</w:t>
+            </w:r>
+          </w:p>
+        </w:tc>
+      </w:tr>
+      <w:tr>
+        <w:trPr>
+          <w:jc w:val="center"/>
+        </w:trPr>
+        <w:tc>
+          <w:tcPr>
+            <w:tcW w:w="662" w:type="dxa"/>
+            <w:tcBorders>
+              <w:top w:val="single" w:sz="6" w:space="0" w:color="000000"/>
+              <w:left w:val="single" w:sz="6" w:space="0" w:color="000000"/>
+              <w:bottom w:val="single" w:sz="6" w:space="0" w:color="000000"/>
+              <w:right w:val="single" w:sz="6" w:space="0" w:color="000000"/>
+            </w:tcBorders>
             <w:shd w:val="clear" w:color="auto" w:fill="7F7F7F" w:themeFill="text1" w:themeFillTint="80"/>
           </w:tcPr>
           <w:p>
@@ -7602,6 +7483,251 @@
                 <w:szCs w:val="18"/>
               </w:rPr>
             </w:pPr>
+          </w:p>
+        </w:tc>
+      </w:tr>
+      <w:tr>
+        <w:trPr>
+          <w:jc w:val="center"/>
+        </w:trPr>
+        <w:tc>
+          <w:tcPr>
+            <w:tcW w:w="662" w:type="dxa"/>
+            <w:tcBorders>
+              <w:top w:val="single" w:sz="6" w:space="0" w:color="000000"/>
+              <w:left w:val="single" w:sz="6" w:space="0" w:color="000000"/>
+              <w:bottom w:val="single" w:sz="6" w:space="0" w:color="000000"/>
+              <w:right w:val="single" w:sz="6" w:space="0" w:color="000000"/>
+            </w:tcBorders>
+          </w:tcPr>
+          <w:p>
+            <w:pPr>
+              <w:pStyle w:val="ISOMB"/>
+              <w:spacing w:before="60" w:after="60" w:line="240" w:lineRule="auto"/>
+              <w:rPr>
+                <w:szCs w:val="18"/>
+                <w:lang w:eastAsia="ja-JP"/>
+              </w:rPr>
+            </w:pPr>
+            <w:r>
+              <w:rPr>
+                <w:szCs w:val="18"/>
+                <w:lang w:eastAsia="ja-JP"/>
+              </w:rPr>
+              <w:t>S158:104</w:t>
+            </w:r>
+          </w:p>
+        </w:tc>
+        <w:tc>
+          <w:tcPr>
+            <w:tcW w:w="593" w:type="dxa"/>
+            <w:tcBorders>
+              <w:top w:val="single" w:sz="6" w:space="0" w:color="000000"/>
+              <w:left w:val="single" w:sz="6" w:space="0" w:color="000000"/>
+              <w:bottom w:val="single" w:sz="6" w:space="0" w:color="000000"/>
+              <w:right w:val="single" w:sz="6" w:space="0" w:color="000000"/>
+            </w:tcBorders>
+          </w:tcPr>
+          <w:p>
+            <w:pPr>
+              <w:pStyle w:val="ISOMB"/>
+              <w:spacing w:before="60" w:after="60" w:line="240" w:lineRule="auto"/>
+              <w:rPr>
+                <w:rFonts w:cs="Arial"/>
+                <w:szCs w:val="18"/>
+                <w:lang w:eastAsia="ja-JP"/>
+              </w:rPr>
+            </w:pPr>
+            <w:r>
+              <w:rPr>
+                <w:rFonts w:cs="Arial"/>
+                <w:szCs w:val="18"/>
+                <w:lang w:eastAsia="ja-JP"/>
+              </w:rPr>
+              <w:t>FR</w:t>
+            </w:r>
+          </w:p>
+        </w:tc>
+        <w:tc>
+          <w:tcPr>
+            <w:tcW w:w="1295" w:type="dxa"/>
+            <w:tcBorders>
+              <w:top w:val="single" w:sz="6" w:space="0" w:color="000000"/>
+              <w:left w:val="single" w:sz="6" w:space="0" w:color="000000"/>
+              <w:bottom w:val="single" w:sz="6" w:space="0" w:color="000000"/>
+              <w:right w:val="single" w:sz="6" w:space="0" w:color="000000"/>
+            </w:tcBorders>
+          </w:tcPr>
+          <w:p>
+            <w:pPr>
+              <w:pStyle w:val="ISOClause"/>
+              <w:spacing w:before="60" w:after="60" w:line="240" w:lineRule="auto"/>
+              <w:rPr>
+                <w:szCs w:val="18"/>
+                <w:lang w:eastAsia="ja-JP"/>
+              </w:rPr>
+            </w:pPr>
+            <w:r>
+              <w:rPr>
+                <w:szCs w:val="18"/>
+                <w:lang w:eastAsia="ja-JP"/>
+              </w:rPr>
+              <w:t>4</w:t>
+            </w:r>
+          </w:p>
+        </w:tc>
+        <w:tc>
+          <w:tcPr>
+            <w:tcW w:w="1103" w:type="dxa"/>
+            <w:tcBorders>
+              <w:top w:val="single" w:sz="6" w:space="0" w:color="000000"/>
+              <w:left w:val="single" w:sz="6" w:space="0" w:color="000000"/>
+              <w:bottom w:val="single" w:sz="6" w:space="0" w:color="000000"/>
+              <w:right w:val="single" w:sz="6" w:space="0" w:color="000000"/>
+            </w:tcBorders>
+          </w:tcPr>
+          <w:p>
+            <w:pPr>
+              <w:pStyle w:val="ISOParagraph"/>
+              <w:spacing w:before="60" w:after="60" w:line="240" w:lineRule="auto"/>
+              <w:rPr>
+                <w:rFonts w:eastAsia="SimSun"/>
+                <w:szCs w:val="18"/>
+                <w:lang w:val="en-US" w:eastAsia="zh-CN"/>
+              </w:rPr>
+            </w:pPr>
+            <w:r>
+              <w:rPr>
+                <w:rFonts w:eastAsia="SimSun"/>
+                <w:szCs w:val="18"/>
+                <w:lang w:val="en-US" w:eastAsia="zh-CN"/>
+              </w:rPr>
+              <w:t>Table 4.1</w:t>
+            </w:r>
+          </w:p>
+        </w:tc>
+        <w:tc>
+          <w:tcPr>
+            <w:tcW w:w="698" w:type="dxa"/>
+            <w:tcBorders>
+              <w:top w:val="single" w:sz="6" w:space="0" w:color="000000"/>
+              <w:left w:val="single" w:sz="6" w:space="0" w:color="000000"/>
+              <w:bottom w:val="single" w:sz="6" w:space="0" w:color="000000"/>
+              <w:right w:val="single" w:sz="6" w:space="0" w:color="000000"/>
+            </w:tcBorders>
+          </w:tcPr>
+          <w:p>
+            <w:pPr>
+              <w:pStyle w:val="ISOCommType"/>
+              <w:spacing w:before="60" w:after="60" w:line="240" w:lineRule="auto"/>
+              <w:rPr>
+                <w:szCs w:val="18"/>
+                <w:lang w:eastAsia="ja-JP"/>
+              </w:rPr>
+            </w:pPr>
+            <w:r>
+              <w:rPr>
+                <w:szCs w:val="18"/>
+                <w:lang w:eastAsia="ja-JP"/>
+              </w:rPr>
+              <w:t>ed</w:t>
+            </w:r>
+          </w:p>
+        </w:tc>
+        <w:tc>
+          <w:tcPr>
+            <w:tcW w:w="4521" w:type="dxa"/>
+            <w:tcBorders>
+              <w:top w:val="single" w:sz="6" w:space="0" w:color="000000"/>
+              <w:left w:val="single" w:sz="6" w:space="0" w:color="000000"/>
+              <w:bottom w:val="single" w:sz="6" w:space="0" w:color="000000"/>
+              <w:right w:val="single" w:sz="6" w:space="0" w:color="000000"/>
+            </w:tcBorders>
+          </w:tcPr>
+          <w:p>
+            <w:pPr>
+              <w:pStyle w:val="ISOComments"/>
+              <w:spacing w:before="60" w:after="60" w:line="240" w:lineRule="auto"/>
+              <w:rPr>
+                <w:szCs w:val="18"/>
+                <w:lang w:eastAsia="ja-JP"/>
+              </w:rPr>
+            </w:pPr>
+            <w:r>
+              <w:rPr>
+                <w:szCs w:val="18"/>
+                <w:lang w:eastAsia="ja-JP"/>
+              </w:rPr>
+              <w:t>Wrong norm mentioned, S-111 instead of -S104</w:t>
+            </w:r>
+          </w:p>
+        </w:tc>
+        <w:tc>
+          <w:tcPr>
+            <w:tcW w:w="4117" w:type="dxa"/>
+            <w:tcBorders>
+              <w:top w:val="single" w:sz="6" w:space="0" w:color="000000"/>
+              <w:left w:val="single" w:sz="6" w:space="0" w:color="000000"/>
+              <w:bottom w:val="single" w:sz="6" w:space="0" w:color="000000"/>
+              <w:right w:val="single" w:sz="6" w:space="0" w:color="000000"/>
+            </w:tcBorders>
+          </w:tcPr>
+          <w:p>
+            <w:pPr>
+              <w:pStyle w:val="ISOChange"/>
+              <w:spacing w:before="60" w:after="60" w:line="240" w:lineRule="auto"/>
+              <w:rPr>
+                <w:szCs w:val="18"/>
+                <w:lang w:eastAsia="ja-JP"/>
+              </w:rPr>
+            </w:pPr>
+            <w:r>
+              <w:rPr>
+                <w:szCs w:val="18"/>
+                <w:lang w:eastAsia="ja-JP"/>
+              </w:rPr>
+              <w:t xml:space="preserve">S111_6xxx </w:t>
+            </w:r>
+            <w:r>
+              <w:rPr>
+                <w:szCs w:val="18"/>
+                <w:lang w:eastAsia="ja-JP"/>
+              </w:rPr>
+              <w:sym w:font="Wingdings" w:char="F0E0"/>
+            </w:r>
+            <w:r>
+              <w:rPr>
+                <w:szCs w:val="18"/>
+                <w:lang w:eastAsia="ja-JP"/>
+              </w:rPr>
+              <w:t xml:space="preserve"> S104_6xxx</w:t>
+            </w:r>
+          </w:p>
+        </w:tc>
+        <w:tc>
+          <w:tcPr>
+            <w:tcW w:w="2611" w:type="dxa"/>
+            <w:tcBorders>
+              <w:top w:val="single" w:sz="6" w:space="0" w:color="000000"/>
+              <w:left w:val="single" w:sz="6" w:space="0" w:color="000000"/>
+              <w:bottom w:val="single" w:sz="6" w:space="0" w:color="000000"/>
+              <w:right w:val="single" w:sz="6" w:space="0" w:color="000000"/>
+            </w:tcBorders>
+          </w:tcPr>
+          <w:p>
+            <w:pPr>
+              <w:pStyle w:val="ISOSecretObservations"/>
+              <w:spacing w:before="60" w:after="60" w:line="240" w:lineRule="auto"/>
+              <w:rPr>
+                <w:szCs w:val="18"/>
+              </w:rPr>
+            </w:pPr>
+            <w:r>
+              <w:rPr>
+                <w:szCs w:val="18"/>
+              </w:rPr>
+              <w:t>Applied</w:t>
+            </w:r>
           </w:p>
         </w:tc>
       </w:tr>
@@ -7758,11 +7884,11 @@
               </w:rPr>
             </w:pPr>
             <w:r>
-              <w:t xml:space="preserve">S-158:104 Ed 1.1.0 contains 103 checks, of which 63 (61%) carry an internal Remarks annotation proposing removal or deferral on the grounds that S-158:100 should cover them. This is a proposal to delete some three fifths of the product-specific check set, and the review invited comment on whether the approach works. The distinction that matters is between the two roles S-158 is being asked to play. As a statement of conformance, delegation works: checks that test S-100 Part 10c container mechanics — presence of Group_F, the featureCode array, feature information compound types, Group_NNN naming — are genuinely S-100 level, and restating them per product creates copies that drift from the original. As a specification for a validator, delegation fails for value constraints. The load-bearing generic checks are 100_0189 (“Values of HDF5 data fields in attributes and datasets must conform to the constraints defined by the Product Specification”) and 100_0214 (“… where the value does not conform to the constraints specified in Table 10c-10 or the Product Specification …”). Both are true statements and neither is executable, because a validator implementing them needs the product constraints in machine-readable form. Some S-104 constraints are in the Feature Catalogue and are machine-readable. Many are not, </w:t>
+              <w:t xml:space="preserve">S-158:104 Ed 1.1.0 contains 103 checks, of which 63 (61%) carry an internal Remarks annotation proposing removal or deferral on the grounds that S-158:100 should cover them. This is a proposal to delete some three fifths of the product-specific check set, and the review invited comment on whether the approach works. The distinction that matters is between the two roles S-158 is being asked to play. As a statement of conformance, delegation works: checks that test S-100 Part 10c container mechanics — presence of Group_F, the featureCode array, feature information compound types, Group_NNN naming — are genuinely S-100 level, and restating them per product creates copies that drift from the original. As a specification for a validator, delegation fails for value constraints. The load-bearing generic checks are 100_0189 (“Values of HDF5 data fields in attributes and datasets must conform to the constraints defined by the Product Specification”) and 100_0214 (“… where the value does not conform to the constraints specified in Table 10c-10 or the Product Specification …”). Both are true statements and neither is </w:t>
             </w:r>
             <w:r>
               <w:lastRenderedPageBreak/>
-              <w:t>and are currently marked for removal: multiplicities conditional on dataCodingFormat, which the Feature Catalogue cannot express (104_5003, 104_5004, 104_3012, 104_3013); the allowed values of dataDynamicity, which the Remarks acknowledge are restricted by the product specification rather than by S-100 (104_3009); the vertical datum family discussed separately below; and the water level height range check, whose Remarks describe it as an S-104 specific check superseded by a generic formulation (104_5010). Delegating these converts a specified, implementable check into a specified but unimplementable one. That is a loss of testability rather than of duplication, and it is invisible, because the obligation still nominally exists in 100_0189. Removing checks also collapses severity, since the product checks carry C/E/W classifications and a terminate-on-failure flag while 100_0189 is a single C, and it degrades diagnostics, since “water level height out of range” (104_5010) and “data values out of range specified in PS” (100_0189) are not equally actionable on a fifteen million record dataset.</w:t>
+              <w:t>executable, because a validator implementing them needs the product constraints in machine-readable form. Some S-104 constraints are in the Feature Catalogue and are machine-readable. Many are not, and are currently marked for removal: multiplicities conditional on dataCodingFormat, which the Feature Catalogue cannot express (104_5003, 104_5004, 104_3012, 104_3013); the allowed values of dataDynamicity, which the Remarks acknowledge are restricted by the product specification rather than by S-100 (104_3009); the vertical datum family discussed separately below; and the water level height range check, whose Remarks describe it as an S-104 specific check superseded by a generic formulation (104_5010). Delegating these converts a specified, implementable check into a specified but unimplementable one. That is a loss of testability rather than of duplication, and it is invisible, because the obligation still nominally exists in 100_0189. Removing checks also collapses severity, since the product checks carry C/E/W classifications and a terminate-on-failure flag while 100_0189 is a single C, and it degrades diagnostics, since “water level height out of range” (104_5010) and “data values out of range specified in PS” (100_0189) are not equally actionable on a fifteen million record dataset.</w:t>
             </w:r>
           </w:p>
         </w:tc>
@@ -7998,11 +8124,11 @@
               </w:rPr>
             </w:pPr>
             <w:r>
-              <w:t xml:space="preserve">Nine of the checks annotated as candidates for removal are designated terminator checks — 104_1001, 104_1005, 104_1006, 104_1007, 104_1009, 104_1010, 104_2001, 104_2015 and 104_3028 — and the phase gateway checks 104_1017, 104_2024 and 104_3032 are each defined as “IF any of the Phase N checks designated as terminator checks were failed”. If the terminator checks are removed in favour of S-158:100, the gateway checks have no remaining checks to name and the phase architecture stops functioning, since S-158:100 has no corresponding designation. Nothing in the Remarks column acknowledges this dependency. </w:t>
+              <w:t xml:space="preserve">Nine of the checks annotated as candidates for removal are designated terminator checks — 104_1001, 104_1005, 104_1006, 104_1007, 104_1009, 104_1010, 104_2001, 104_2015 and 104_3028 — and the phase gateway checks 104_1017, 104_2024 and 104_3032 are each defined as “IF any of the Phase N checks designated as terminator checks were failed”. If the terminator checks are removed in favour of S-158:100, the </w:t>
             </w:r>
             <w:r>
               <w:lastRenderedPageBreak/>
-              <w:t>The consequence is not a drafting detail: the phase structure is what prevents a structurally invalid file from generating cascading failures in later phases.</w:t>
+              <w:t>gateway checks have no remaining checks to name and the phase architecture stops functioning, since S-158:100 has no corresponding designation. Nothing in the Remarks column acknowledges this dependency. The consequence is not a drafting detail: the phase structure is what prevents a structurally invalid file from generating cascading failures in later phases.</w:t>
             </w:r>
           </w:p>
         </w:tc>
@@ -8080,14 +8206,12 @@
               </w:rPr>
               <w:t>accordingly removed</w:t>
             </w:r>
-            <w:ins w:id="54" w:author="Raphael Malyankar" w:date="2026-10-07T01:12:00Z" w16du:dateUtc="2026-10-07T08:12:00Z">
-              <w:r>
-                <w:rPr>
-                  <w:szCs w:val="18"/>
-                </w:rPr>
-                <w:t xml:space="preserve"> (marked as deleted)</w:t>
-              </w:r>
-            </w:ins>
+            <w:r>
+              <w:rPr>
+                <w:szCs w:val="18"/>
+              </w:rPr>
+              <w:t xml:space="preserve"> (marked as deleted)</w:t>
+            </w:r>
             <w:r>
               <w:rPr>
                 <w:szCs w:val="18"/>
@@ -8301,21 +8425,7 @@
               <w:rPr>
                 <w:szCs w:val="18"/>
               </w:rPr>
-              <w:t xml:space="preserve">Checks </w:t>
-            </w:r>
-            <w:del w:id="55" w:author="Raphael Malyankar" w:date="2026-09-09T11:24:00Z" w16du:dateUtc="2026-09-09T18:24:00Z">
-              <w:r>
-                <w:rPr>
-                  <w:szCs w:val="18"/>
-                </w:rPr>
-                <w:delText xml:space="preserve">will be </w:delText>
-              </w:r>
-            </w:del>
-            <w:r>
-              <w:rPr>
-                <w:szCs w:val="18"/>
-              </w:rPr>
-              <w:t>restored as per previous comments.</w:t>
+              <w:t>Checks restored as per previous comments.</w:t>
             </w:r>
           </w:p>
         </w:tc>
@@ -8470,11 +8580,11 @@
               </w:rPr>
             </w:pPr>
             <w:r>
-              <w:t xml:space="preserve">Some checks are acknowledged in their own Remarks to be unverifiable by machine. 104_5018 (storage order conforming to axisNames) carries a note that the check may need to be performed by visual inspection or verification of production tool code, there being no independent way to check it. The check is nevertheless classified C and is indistinguishable in the check set from checks a validator can execute. An implementer working from </w:t>
+              <w:t xml:space="preserve">Some checks are acknowledged in their own Remarks to be unverifiable by machine. 104_5018 (storage order conforming to axisNames) carries a note that the check may need to be performed by visual inspection or verification of production tool code, there being no independent way to check it. The </w:t>
             </w:r>
             <w:r>
               <w:lastRenderedPageBreak/>
-              <w:t>the spreadsheet has no way to know which checks are expected to be automated.</w:t>
+              <w:t>check is nevertheless classified C and is indistinguishable in the check set from checks a validator can execute. An implementer working from the spreadsheet has no way to know which checks are expected to be automated.</w:t>
             </w:r>
           </w:p>
         </w:tc>
@@ -8526,24 +8636,21 @@
               <w:rPr>
                 <w:szCs w:val="18"/>
               </w:rPr>
-              <w:t>This is being discussed in the S-100 Validation sub-group, which will determine a solution. Meanwhile an “Implementation Guidance” column will be added noting such checks (</w:t>
-            </w:r>
-            <w:del w:id="56" w:author="Raphael Malyankar" w:date="2026-09-09T11:25:00Z" w16du:dateUtc="2026-09-09T18:25:00Z">
-              <w:r>
-                <w:rPr>
-                  <w:szCs w:val="18"/>
-                </w:rPr>
-                <w:delText xml:space="preserve">amongst </w:delText>
-              </w:r>
-            </w:del>
-            <w:ins w:id="57" w:author="Raphael Malyankar" w:date="2026-09-09T11:25:00Z" w16du:dateUtc="2026-09-09T18:25:00Z">
-              <w:r>
-                <w:rPr>
-                  <w:szCs w:val="18"/>
-                </w:rPr>
-                <w:t xml:space="preserve">plus </w:t>
-              </w:r>
-            </w:ins>
+              <w:t xml:space="preserve">This is being discussed in the S-100 Validation sub-group, which will determine a solution. Meanwhile an “Implementation Guidance” column will be added noting </w:t>
+            </w:r>
+            <w:r>
+              <w:rPr>
+                <w:szCs w:val="18"/>
+              </w:rPr>
+              <w:lastRenderedPageBreak/>
+              <w:t>such checks (</w:t>
+            </w:r>
+            <w:r>
+              <w:rPr>
+                <w:szCs w:val="18"/>
+              </w:rPr>
+              <w:t xml:space="preserve">plus </w:t>
+            </w:r>
             <w:r>
               <w:rPr>
                 <w:szCs w:val="18"/>
@@ -8577,6 +8684,7 @@
               </w:rPr>
             </w:pPr>
             <w:r>
+              <w:lastRenderedPageBreak/>
               <w:t>Validation checks</w:t>
             </w:r>
           </w:p>
@@ -8740,7 +8848,6 @@
               <w:pStyle w:val="ISOSecretObservations"/>
               <w:spacing w:before="60" w:after="60" w:line="240" w:lineRule="auto"/>
               <w:rPr>
-                <w:ins w:id="58" w:author="Raphael Malyankar" w:date="2026-09-09T11:25:00Z" w16du:dateUtc="2026-09-09T18:25:00Z"/>
                 <w:szCs w:val="18"/>
               </w:rPr>
             </w:pPr>
@@ -8756,14 +8863,12 @@
               </w:rPr>
               <w:t xml:space="preserve"> Common columns </w:t>
             </w:r>
-            <w:ins w:id="59" w:author="Raphael Malyankar" w:date="2026-09-09T11:25:00Z" w16du:dateUtc="2026-09-09T18:25:00Z">
-              <w:r>
-                <w:rPr>
-                  <w:szCs w:val="18"/>
-                </w:rPr>
-                <w:t xml:space="preserve">in S-158:1xx specifications </w:t>
-              </w:r>
-            </w:ins>
+            <w:r>
+              <w:rPr>
+                <w:szCs w:val="18"/>
+              </w:rPr>
+              <w:t xml:space="preserve">in S-158:1xx specifications </w:t>
+            </w:r>
             <w:r>
               <w:rPr>
                 <w:szCs w:val="18"/>
@@ -8776,58 +8881,27 @@
               <w:pStyle w:val="ISOSecretObservations"/>
               <w:spacing w:before="60" w:after="60" w:line="240" w:lineRule="auto"/>
               <w:rPr>
-                <w:ins w:id="60" w:author="Raphael Malyankar" w:date="2026-09-09T11:31:00Z" w16du:dateUtc="2026-09-09T18:31:00Z"/>
-                <w:szCs w:val="18"/>
-              </w:rPr>
-            </w:pPr>
-            <w:ins w:id="61" w:author="Raphael Malyankar" w:date="2026-09-09T11:30:00Z" w16du:dateUtc="2026-09-09T18:30:00Z">
-              <w:r>
-                <w:rPr>
-                  <w:szCs w:val="18"/>
-                </w:rPr>
-                <w:t>Metadata sheet</w:t>
-              </w:r>
-            </w:ins>
-            <w:ins w:id="62" w:author="Raphael Malyankar" w:date="2026-09-09T11:25:00Z" w16du:dateUtc="2026-09-09T18:25:00Z">
-              <w:r>
-                <w:rPr>
-                  <w:szCs w:val="18"/>
-                </w:rPr>
-                <w:t xml:space="preserve"> </w:t>
-              </w:r>
-            </w:ins>
-            <w:ins w:id="63" w:author="Raphael Malyankar" w:date="2026-09-09T11:38:00Z" w16du:dateUtc="2026-09-09T18:38:00Z">
-              <w:r>
-                <w:rPr>
-                  <w:szCs w:val="18"/>
-                </w:rPr>
-                <w:t>uses the template prepared</w:t>
-              </w:r>
-            </w:ins>
-            <w:ins w:id="64" w:author="Raphael Malyankar" w:date="2026-09-09T11:39:00Z" w16du:dateUtc="2026-09-09T18:39:00Z">
-              <w:r>
-                <w:rPr>
-                  <w:szCs w:val="18"/>
-                </w:rPr>
-                <w:t xml:space="preserve"> by the S-100 validation group; if amendments are desired please send a comment which I will forward to that </w:t>
-              </w:r>
-            </w:ins>
-            <w:ins w:id="65" w:author="Raphael Malyankar" w:date="2026-09-09T11:40:00Z" w16du:dateUtc="2026-09-09T18:40:00Z">
-              <w:r>
-                <w:rPr>
-                  <w:szCs w:val="18"/>
-                </w:rPr>
-                <w:t>group</w:t>
-              </w:r>
-            </w:ins>
-            <w:ins w:id="66" w:author="Raphael Malyankar" w:date="2026-09-09T11:39:00Z" w16du:dateUtc="2026-09-09T18:39:00Z">
-              <w:r>
-                <w:rPr>
-                  <w:szCs w:val="18"/>
-                </w:rPr>
-                <w:t>.</w:t>
-              </w:r>
-            </w:ins>
+                <w:szCs w:val="18"/>
+              </w:rPr>
+            </w:pPr>
+            <w:r>
+              <w:rPr>
+                <w:szCs w:val="18"/>
+              </w:rPr>
+              <w:t>Metadata sheet</w:t>
+            </w:r>
+            <w:r>
+              <w:rPr>
+                <w:szCs w:val="18"/>
+              </w:rPr>
+              <w:t xml:space="preserve"> </w:t>
+            </w:r>
+            <w:r>
+              <w:rPr>
+                <w:szCs w:val="18"/>
+              </w:rPr>
+              <w:t>uses the template prepared by the S-100 validation group; if amendments are desired please send a comment which I will forward to that group.</w:t>
+            </w:r>
           </w:p>
           <w:p>
             <w:pPr>
@@ -8837,102 +8911,18 @@
                 <w:szCs w:val="18"/>
               </w:rPr>
             </w:pPr>
-            <w:ins w:id="67" w:author="Raphael Malyankar" w:date="2026-09-09T11:31:00Z" w16du:dateUtc="2026-09-09T18:31:00Z">
-              <w:r>
-                <w:rPr>
-                  <w:szCs w:val="18"/>
-                </w:rPr>
-                <w:t>Check ID number</w:t>
-              </w:r>
-            </w:ins>
-            <w:ins w:id="68" w:author="Raphael Malyankar" w:date="2026-09-09T11:32:00Z" w16du:dateUtc="2026-09-09T18:32:00Z">
-              <w:r>
-                <w:rPr>
-                  <w:szCs w:val="18"/>
-                </w:rPr>
-                <w:t>s</w:t>
-              </w:r>
-            </w:ins>
-            <w:ins w:id="69" w:author="Raphael Malyankar" w:date="2026-09-09T11:31:00Z" w16du:dateUtc="2026-09-09T18:31:00Z">
-              <w:r>
-                <w:rPr>
-                  <w:szCs w:val="18"/>
-                </w:rPr>
-                <w:t xml:space="preserve"> </w:t>
-              </w:r>
-            </w:ins>
-            <w:ins w:id="70" w:author="Raphael Malyankar" w:date="2026-09-09T11:32:00Z" w16du:dateUtc="2026-09-09T18:32:00Z">
-              <w:r>
-                <w:rPr>
-                  <w:szCs w:val="18"/>
-                </w:rPr>
-                <w:t>are</w:t>
-              </w:r>
-            </w:ins>
-            <w:ins w:id="71" w:author="Raphael Malyankar" w:date="2026-09-09T11:31:00Z" w16du:dateUtc="2026-09-09T18:31:00Z">
-              <w:r>
-                <w:rPr>
-                  <w:szCs w:val="18"/>
-                </w:rPr>
-                <w:t xml:space="preserve"> </w:t>
-              </w:r>
-            </w:ins>
-            <w:ins w:id="72" w:author="Raphael Malyankar" w:date="2026-09-09T11:32:00Z" w16du:dateUtc="2026-09-09T18:32:00Z">
-              <w:r>
-                <w:rPr>
-                  <w:szCs w:val="18"/>
-                </w:rPr>
-                <w:t xml:space="preserve">assigned </w:t>
-              </w:r>
-            </w:ins>
-            <w:ins w:id="73" w:author="Raphael Malyankar" w:date="2026-09-09T11:33:00Z" w16du:dateUtc="2026-09-09T18:33:00Z">
-              <w:r>
-                <w:rPr>
-                  <w:szCs w:val="18"/>
-                </w:rPr>
-                <w:t>when</w:t>
-              </w:r>
-            </w:ins>
-            <w:ins w:id="74" w:author="Raphael Malyankar" w:date="2026-09-09T11:32:00Z" w16du:dateUtc="2026-09-09T18:32:00Z">
-              <w:r>
-                <w:rPr>
-                  <w:szCs w:val="18"/>
-                </w:rPr>
-                <w:t xml:space="preserve"> the check is developed</w:t>
-              </w:r>
-            </w:ins>
-            <w:ins w:id="75" w:author="Raphael Malyankar" w:date="2026-09-09T11:33:00Z" w16du:dateUtc="2026-09-09T18:33:00Z">
-              <w:r>
-                <w:rPr>
-                  <w:szCs w:val="18"/>
-                </w:rPr>
-                <w:t xml:space="preserve"> and remain the same in successive editions</w:t>
-              </w:r>
-            </w:ins>
-            <w:ins w:id="76" w:author="Raphael Malyankar" w:date="2026-09-09T11:40:00Z" w16du:dateUtc="2026-09-09T18:40:00Z">
-              <w:r>
-                <w:rPr>
-                  <w:szCs w:val="18"/>
-                </w:rPr>
-                <w:t xml:space="preserve"> so order</w:t>
-              </w:r>
-            </w:ins>
-            <w:ins w:id="77" w:author="Raphael Malyankar" w:date="2026-09-09T11:41:00Z" w16du:dateUtc="2026-09-09T18:41:00Z">
-              <w:r>
-                <w:rPr>
-                  <w:szCs w:val="18"/>
-                </w:rPr>
-                <w:t>ing by ID is not feasible or meaningful.</w:t>
-              </w:r>
-            </w:ins>
-            <w:ins w:id="78" w:author="Raphael Malyankar" w:date="2026-09-09T11:40:00Z" w16du:dateUtc="2026-09-09T18:40:00Z">
-              <w:r>
-                <w:rPr>
-                  <w:szCs w:val="18"/>
-                </w:rPr>
-                <w:t>.</w:t>
-              </w:r>
-            </w:ins>
+            <w:r>
+              <w:rPr>
+                <w:szCs w:val="18"/>
+              </w:rPr>
+              <w:t>Check ID numbers are assigned when the check is developed and remain the same in successive editions</w:t>
+            </w:r>
+            <w:r>
+              <w:rPr>
+                <w:szCs w:val="18"/>
+              </w:rPr>
+              <w:t xml:space="preserve"> so ordering by ID is not feasible or meaningful..</w:t>
+            </w:r>
           </w:p>
         </w:tc>
       </w:tr>
@@ -9274,11 +9264,11 @@
               </w:rPr>
             </w:pPr>
             <w:r>
-              <w:t xml:space="preserve">Neither table accounts for checks 104_6001 to 104_6003. Table 4-1 lists phases 1 to 6 mapped to check number ranges 104_1xxx, 104_2xxx, 104_3xxx, 104_5xxx and 104_9xxx, and Table 6-1 lists the same collections. The Legend sheet of the accompanying spreadsheet records a separate “Miscellaneous” subset numbered 6001 to 6003, and </w:t>
+              <w:t xml:space="preserve">Neither table accounts for checks 104_6001 to 104_6003. Table 4-1 lists phases 1 to 6 mapped to check number ranges 104_1xxx, 104_2xxx, 104_3xxx, 104_5xxx and 104_9xxx, and Table 6-1 </w:t>
             </w:r>
             <w:r>
               <w:lastRenderedPageBreak/>
-              <w:t>those checks are present in the check list. Three checks therefore exist with no place in the document's own organisation scheme and no defined position in the application sequence. Two rows of Table 6-1, for inter-dataset and inter-version checks, additionally place in the sequence a collection described as “S-158:104 checks numbered Nxxx”; no such checks exist in the check list, and no Nxxx check-number series is defined anywhere in the document.</w:t>
+              <w:t>lists the same collections. The Legend sheet of the accompanying spreadsheet records a separate “Miscellaneous” subset numbered 6001 to 6003, and those checks are present in the check list. Three checks therefore exist with no place in the document's own organisation scheme and no defined position in the application sequence. Two rows of Table 6-1, for inter-dataset and inter-version checks, additionally place in the sequence a collection described as “S-158:104 checks numbered Nxxx”; no such checks exist in the check list, and no Nxxx check-number series is defined anywhere in the document.</w:t>
             </w:r>
           </w:p>
         </w:tc>
@@ -9302,7 +9292,11 @@
             </w:pPr>
             <w:r>
               <w:lastRenderedPageBreak/>
-              <w:t>Add the 6001 to 6003 series to Table 4-1 and Table 6-1 with a phase name and a position in the application sequence, or renumber those checks into an existing series. Either define the “Nxxx” series or remove the two rows that reference it until such checks exist.</w:t>
+              <w:t xml:space="preserve">Add the 6001 to 6003 series to Table 4-1 and Table 6-1 with a phase name and a position in the application sequence, or renumber those checks into an existing series. Either define the </w:t>
+            </w:r>
+            <w:r>
+              <w:lastRenderedPageBreak/>
+              <w:t>“Nxxx” series or remove the two rows that reference it until such checks exist.</w:t>
             </w:r>
           </w:p>
         </w:tc>
@@ -9322,74 +9316,16 @@
               <w:pStyle w:val="ISOSecretObservations"/>
               <w:spacing w:before="60" w:after="60" w:line="240" w:lineRule="auto"/>
               <w:rPr>
-                <w:ins w:id="79" w:author="Raphael Malyankar" w:date="2026-09-09T11:51:00Z" w16du:dateUtc="2026-09-09T18:51:00Z"/>
-                <w:szCs w:val="18"/>
-              </w:rPr>
-            </w:pPr>
-            <w:del w:id="80" w:author="Raphael Malyankar" w:date="2026-09-09T11:46:00Z" w16du:dateUtc="2026-09-09T18:46:00Z">
-              <w:r>
-                <w:rPr>
-                  <w:szCs w:val="18"/>
-                </w:rPr>
-                <w:delText>TBD</w:delText>
-              </w:r>
-            </w:del>
-            <w:ins w:id="81" w:author="Raphael Malyankar" w:date="2026-09-09T11:47:00Z" w16du:dateUtc="2026-09-09T18:47:00Z">
-              <w:r>
-                <w:rPr>
-                  <w:szCs w:val="18"/>
-                </w:rPr>
-                <w:t xml:space="preserve">6001-6003 </w:t>
-              </w:r>
-            </w:ins>
-            <w:ins w:id="82" w:author="Raphael Malyankar" w:date="2026-09-09T11:49:00Z" w16du:dateUtc="2026-09-09T18:49:00Z">
-              <w:r>
-                <w:rPr>
-                  <w:szCs w:val="18"/>
-                </w:rPr>
-                <w:t>already</w:t>
-              </w:r>
-            </w:ins>
-            <w:ins w:id="83" w:author="Raphael Malyankar" w:date="2026-09-09T11:47:00Z" w16du:dateUtc="2026-09-09T18:47:00Z">
-              <w:r>
-                <w:rPr>
-                  <w:szCs w:val="18"/>
-                </w:rPr>
-                <w:t xml:space="preserve"> included in Table 4-1 #7 (111_ </w:t>
-              </w:r>
-            </w:ins>
-            <w:ins w:id="84" w:author="Raphael Malyankar" w:date="2026-09-09T11:49:00Z" w16du:dateUtc="2026-09-09T18:49:00Z">
-              <w:r>
-                <w:rPr>
-                  <w:szCs w:val="18"/>
-                </w:rPr>
-                <w:t xml:space="preserve">prefix will be </w:t>
-              </w:r>
-            </w:ins>
-            <w:ins w:id="85" w:author="Raphael Malyankar" w:date="2026-09-09T11:47:00Z" w16du:dateUtc="2026-09-09T18:47:00Z">
-              <w:r>
-                <w:rPr>
-                  <w:szCs w:val="18"/>
-                </w:rPr>
-                <w:t>corrected</w:t>
-              </w:r>
-            </w:ins>
-            <w:ins w:id="86" w:author="Raphael Malyankar" w:date="2026-09-09T11:48:00Z" w16du:dateUtc="2026-09-09T18:48:00Z">
-              <w:r>
-                <w:rPr>
-                  <w:szCs w:val="18"/>
-                </w:rPr>
-                <w:t>) and Table 6-1 (#8)</w:t>
-              </w:r>
-            </w:ins>
-            <w:ins w:id="87" w:author="Raphael Malyankar" w:date="2026-09-09T11:49:00Z" w16du:dateUtc="2026-09-09T18:49:00Z">
-              <w:r>
-                <w:rPr>
-                  <w:szCs w:val="18"/>
-                </w:rPr>
-                <w:t>.</w:t>
-              </w:r>
-            </w:ins>
+                <w:szCs w:val="18"/>
+              </w:rPr>
+            </w:pPr>
+            <w:r>
+              <w:rPr>
+                <w:szCs w:val="18"/>
+              </w:rPr>
+              <w:lastRenderedPageBreak/>
+              <w:t>6001-6003 already included in Table 4-1 #7 (111_ prefix will be corrected) and Table 6-1 (#8).</w:t>
+            </w:r>
           </w:p>
           <w:p>
             <w:pPr>
@@ -9399,45 +9335,13 @@
                 <w:szCs w:val="18"/>
               </w:rPr>
             </w:pPr>
-            <w:ins w:id="88" w:author="Raphael Malyankar" w:date="2026-09-09T11:51:00Z" w16du:dateUtc="2026-09-09T18:51:00Z">
-              <w:r>
-                <w:rPr>
-                  <w:szCs w:val="18"/>
-                </w:rPr>
-                <w:t xml:space="preserve">Rows for </w:t>
-              </w:r>
-            </w:ins>
-            <w:ins w:id="89" w:author="Raphael Malyankar" w:date="2026-09-09T11:52:00Z" w16du:dateUtc="2026-09-09T18:52:00Z">
-              <w:r>
-                <w:rPr>
-                  <w:szCs w:val="18"/>
-                </w:rPr>
-                <w:t>i</w:t>
-              </w:r>
-            </w:ins>
-            <w:ins w:id="90" w:author="Raphael Malyankar" w:date="2026-09-09T11:51:00Z" w16du:dateUtc="2026-09-09T18:51:00Z">
-              <w:r>
-                <w:rPr>
-                  <w:szCs w:val="18"/>
-                </w:rPr>
-                <w:t xml:space="preserve">nter-dataset intra-product checks and </w:t>
-              </w:r>
-            </w:ins>
-            <w:ins w:id="91" w:author="Raphael Malyankar" w:date="2026-09-09T11:52:00Z" w16du:dateUtc="2026-09-09T18:52:00Z">
-              <w:r>
-                <w:rPr>
-                  <w:szCs w:val="18"/>
-                </w:rPr>
-                <w:t>inter-</w:t>
-              </w:r>
-              <w:r>
-                <w:rPr>
-                  <w:szCs w:val="18"/>
-                </w:rPr>
-                <w:lastRenderedPageBreak/>
-                <w:t>version checks will be removed from Table 6-1.</w:t>
-              </w:r>
-            </w:ins>
+            <w:r>
+              <w:rPr>
+                <w:szCs w:val="18"/>
+              </w:rPr>
+              <w:lastRenderedPageBreak/>
+              <w:t>Rows for inter-dataset intra-product checks and inter-version checks will be removed from Table 6-1.</w:t>
+            </w:r>
           </w:p>
         </w:tc>
       </w:tr>
@@ -9624,7 +9528,6 @@
               <w:pStyle w:val="ISOSecretObservations"/>
               <w:spacing w:before="60" w:after="60" w:line="240" w:lineRule="auto"/>
               <w:rPr>
-                <w:ins w:id="92" w:author="Raphael Malyankar" w:date="2026-09-09T11:52:00Z" w16du:dateUtc="2026-09-09T18:52:00Z"/>
                 <w:szCs w:val="18"/>
               </w:rPr>
             </w:pPr>
@@ -9640,50 +9543,15 @@
               <w:pStyle w:val="ISOSecretObservations"/>
               <w:spacing w:before="60" w:after="60" w:line="240" w:lineRule="auto"/>
               <w:rPr>
-                <w:ins w:id="93" w:author="Raphael Malyankar" w:date="2026-09-09T11:55:00Z" w16du:dateUtc="2026-09-09T18:55:00Z"/>
-                <w:szCs w:val="18"/>
-              </w:rPr>
-            </w:pPr>
-            <w:ins w:id="94" w:author="Raphael Malyankar" w:date="2026-09-09T11:53:00Z" w16du:dateUtc="2026-09-09T18:53:00Z">
-              <w:r>
-                <w:rPr>
-                  <w:szCs w:val="18"/>
-                </w:rPr>
-                <w:t xml:space="preserve">Clause 5.1 – there are no remarks for </w:t>
-              </w:r>
-            </w:ins>
-            <w:ins w:id="95" w:author="Raphael Malyankar" w:date="2026-09-09T11:54:00Z" w16du:dateUtc="2026-09-09T18:54:00Z">
-              <w:r>
-                <w:rPr>
-                  <w:szCs w:val="18"/>
-                </w:rPr>
-                <w:t>Part</w:t>
-              </w:r>
-            </w:ins>
-            <w:ins w:id="96" w:author="Raphael Malyankar" w:date="2026-09-09T11:55:00Z" w16du:dateUtc="2026-09-09T18:55:00Z">
-              <w:r>
-                <w:rPr>
-                  <w:szCs w:val="18"/>
-                </w:rPr>
-                <w:t xml:space="preserve"> </w:t>
-              </w:r>
-            </w:ins>
-            <w:ins w:id="97" w:author="Raphael Malyankar" w:date="2026-09-09T11:54:00Z" w16du:dateUtc="2026-09-09T18:54:00Z">
-              <w:r>
-                <w:rPr>
-                  <w:szCs w:val="18"/>
-                </w:rPr>
-                <w:t>4a</w:t>
-              </w:r>
-            </w:ins>
-            <w:ins w:id="98" w:author="Raphael Malyankar" w:date="2026-09-09T11:55:00Z" w16du:dateUtc="2026-09-09T18:55:00Z">
-              <w:r>
-                <w:rPr>
-                  <w:szCs w:val="18"/>
-                </w:rPr>
-                <w:t xml:space="preserve"> row</w:t>
-              </w:r>
-            </w:ins>
+                <w:szCs w:val="18"/>
+              </w:rPr>
+            </w:pPr>
+            <w:r>
+              <w:rPr>
+                <w:szCs w:val="18"/>
+              </w:rPr>
+              <w:t>Clause 5.1 – there are no remarks for Part 4a row</w:t>
+            </w:r>
           </w:p>
           <w:p>
             <w:pPr>
@@ -9693,70 +9561,12 @@
                 <w:szCs w:val="18"/>
               </w:rPr>
             </w:pPr>
-            <w:ins w:id="99" w:author="Raphael Malyankar" w:date="2026-09-09T11:55:00Z" w16du:dateUtc="2026-09-09T18:55:00Z">
-              <w:r>
-                <w:rPr>
-                  <w:szCs w:val="18"/>
-                </w:rPr>
-                <w:t xml:space="preserve">Clause 5.1 </w:t>
-              </w:r>
-            </w:ins>
-            <w:ins w:id="100" w:author="Raphael Malyankar" w:date="2026-09-09T11:56:00Z" w16du:dateUtc="2026-09-09T18:56:00Z">
-              <w:r>
-                <w:rPr>
-                  <w:szCs w:val="18"/>
-                </w:rPr>
-                <w:t>–</w:t>
-              </w:r>
-            </w:ins>
-            <w:ins w:id="101" w:author="Raphael Malyankar" w:date="2026-09-09T11:55:00Z" w16du:dateUtc="2026-09-09T18:55:00Z">
-              <w:r>
-                <w:rPr>
-                  <w:szCs w:val="18"/>
-                </w:rPr>
-                <w:t xml:space="preserve"> </w:t>
-              </w:r>
-            </w:ins>
-            <w:ins w:id="102" w:author="Raphael Malyankar" w:date="2026-09-09T11:56:00Z" w16du:dateUtc="2026-09-09T18:56:00Z">
-              <w:r>
-                <w:rPr>
-                  <w:szCs w:val="18"/>
-                </w:rPr>
-                <w:t>Row for Part 11 is</w:t>
-              </w:r>
-            </w:ins>
-            <w:ins w:id="103" w:author="Raphael Malyankar" w:date="2026-09-09T11:57:00Z" w16du:dateUtc="2026-09-09T18:57:00Z">
-              <w:r>
-                <w:rPr>
-                  <w:szCs w:val="18"/>
-                </w:rPr>
-                <w:t xml:space="preserve"> already</w:t>
-              </w:r>
-            </w:ins>
-            <w:ins w:id="104" w:author="Raphael Malyankar" w:date="2026-09-09T11:56:00Z" w16du:dateUtc="2026-09-09T18:56:00Z">
-              <w:r>
-                <w:rPr>
-                  <w:szCs w:val="18"/>
-                </w:rPr>
-                <w:t xml:space="preserve"> populated.in</w:t>
-              </w:r>
-            </w:ins>
-            <w:ins w:id="105" w:author="Raphael Malyankar" w:date="2026-09-09T11:57:00Z" w16du:dateUtc="2026-09-09T18:57:00Z">
-              <w:r>
-                <w:rPr>
-                  <w:szCs w:val="18"/>
-                </w:rPr>
-                <w:t xml:space="preserve"> all 4 columns</w:t>
-              </w:r>
-            </w:ins>
-            <w:ins w:id="106" w:author="Raphael Malyankar" w:date="2026-09-09T11:56:00Z" w16du:dateUtc="2026-09-09T18:56:00Z">
-              <w:r>
-                <w:rPr>
-                  <w:szCs w:val="18"/>
-                </w:rPr>
-                <w:t>.</w:t>
-              </w:r>
-            </w:ins>
+            <w:r>
+              <w:rPr>
+                <w:szCs w:val="18"/>
+              </w:rPr>
+              <w:t>Clause 5.1 – Row for Part 11 is already populated.in all 4 columns.</w:t>
+            </w:r>
           </w:p>
         </w:tc>
       </w:tr>
@@ -9899,11 +9709,11 @@
               </w:rPr>
             </w:pPr>
             <w:r>
-              <w:t xml:space="preserve">Document-level editorial defects. The Document History table ends at version 1.0.0 dated 2025-05-08 and has no entry for the Edition 1.1.0 under review. The Summary of Substantive Changes is headed “Summary of Substantive Changes in Edition x.x” and its only content is the placeholder “(To be populated for editions following Edition 1.0.0)”, so the document gives no account of what changed between editions; this is the same defect raised in the US comment </w:t>
+              <w:t xml:space="preserve">Document-level editorial defects. The Document History table ends at version 1.0.0 dated 2025-05-08 and has no entry for the Edition 1.1.0 under review. The Summary of Substantive Changes is headed “Summary of Substantive Changes in Edition x.x” and its only content is the placeholder “(To be populated </w:t>
             </w:r>
             <w:r>
               <w:lastRenderedPageBreak/>
-              <w:t>submitted against the S-104 Ed 2.0.1 product specification, and it has the same consequence, that reviewers cannot identify the changes without diffing the check list. Clause 9 identifies the accompanying check list as “S158_104_1__0_YYYYMMDD”, which contains a double underscore and does not match the delivered file name S-158_104_1_1_0_20260802.xlsx; since clause 4 states that the check list forms an integral part of the specification, the reference should be exact. Clause 1.2 reads “Edition 1..0 is an Implementation version”, where S-158:111 correctly reads “Edition 1.0.0”. The product specification edition is written as “Edition 2.0.” with a trailing full stop in clause 8, in the DCF and FX abbreviations, and in the normative references. A sentence in clause 1.7.2 ends “…that do not require changes to validation software..” with a doubled full stop. In Table 6-1 the Order column of one row contains only “?” and the Check Collection reads “Inter-version checks(?)”, and that row reads “checked numbered” for “checks numbered”. Also in Table 6-1, the row for interoperability checks across products reads “S-104 dataset in combination with relevant datasets from other products (e.g., S-104)”, which is self-referential.</w:t>
+              <w:t>for editions following Edition 1.0.0)”, so the document gives no account of what changed between editions; this is the same defect raised in the US comment submitted against the S-104 Ed 2.0.1 product specification, and it has the same consequence, that reviewers cannot identify the changes without diffing the check list. Clause 9 identifies the accompanying check list as “S158_104_1__0_YYYYMMDD”, which contains a double underscore and does not match the delivered file name S-158_104_1_1_0_20260802.xlsx; since clause 4 states that the check list forms an integral part of the specification, the reference should be exact. Clause 1.2 reads “Edition 1..0 is an Implementation version”, where S-158:111 correctly reads “Edition 1.0.0”. The product specification edition is written as “Edition 2.0.” with a trailing full stop in clause 8, in the DCF and FX abbreviations, and in the normative references. A sentence in clause 1.7.2 ends “…that do not require changes to validation software..” with a doubled full stop. In Table 6-1 the Order column of one row contains only “?” and the Check Collection reads “Inter-version checks(?)”, and that row reads “checked numbered” for “checks numbered”. Also in Table 6-1, the row for interoperability checks across products reads “S-104 dataset in combination with relevant datasets from other products (e.g., S-104)”, which is self-referential.</w:t>
             </w:r>
           </w:p>
         </w:tc>
@@ -9927,7 +9737,11 @@
             </w:pPr>
             <w:r>
               <w:lastRenderedPageBreak/>
-              <w:t>Add a Document History entry for Edition 1.1.0, populate the Summary of Substantive Changes and correct its heading, correct the check list file name in clause 9, correct “Edition 1..0” to “Edition 1.0.0”, complete the product specification edition numbers, resolve or remove the “?” row in Table 6-1, correct the self-referential example to name a different product, and correct the typographical errors.</w:t>
+              <w:t xml:space="preserve">Add a Document History entry for Edition 1.1.0, populate the Summary of Substantive Changes and correct its heading, correct the check list file name in clause 9, correct “Edition 1..0” to “Edition 1.0.0”, complete the product specification edition numbers, resolve or remove </w:t>
+            </w:r>
+            <w:r>
+              <w:lastRenderedPageBreak/>
+              <w:t>the “?” row in Table 6-1, correct the self-referential example to name a different product, and correct the typographical errors.</w:t>
             </w:r>
           </w:p>
         </w:tc>
@@ -9954,6 +9768,7 @@
               <w:rPr>
                 <w:szCs w:val="18"/>
               </w:rPr>
+              <w:lastRenderedPageBreak/>
               <w:t>Summary of substantive changes table in S-158:104 updated.</w:t>
             </w:r>
           </w:p>
@@ -10097,11 +9912,11 @@
               </w:rPr>
             </w:pPr>
             <w:r>
-              <w:t xml:space="preserve">No check verifies that waterLevelTime is absent from the HDF5 dataset, and the omission is traceable to the working group's own record. The S-104 change tracker, serial 2 (“S-104 Restore deleted attribute waterLevelTime to the Feature Catalogue”), marks S-158:1xx impact as “Y” with the note “Add validation check to raise error if it is encoded in dataset”. The string waterLevelTime does not appear anywhere in S-158:104, S-158:111 or S-158:100. The consequence is worse than an absent check. S-104 </w:t>
+              <w:t xml:space="preserve">No check verifies that waterLevelTime is absent from the HDF5 dataset, and the omission is traceable to the working group's own record. The S-104 change tracker, serial 2 (“S-104 Restore deleted attribute waterLevelTime to the Feature Catalogue”), marks S-158:1xx impact as “Y” with the note “Add validation check to raise error if it is encoded in dataset”. The </w:t>
             </w:r>
             <w:r>
               <w:lastRenderedPageBreak/>
-              <w:t>Ed 2.0.1 places waterLevelTime in the Feature Catalogue but prohibits it in the HDF5 dataset. Check 104_5009 requires that the names of values dataset components match the attribute names in the feature information dataset “and vice versa”, with the Remarks adding that there must be no attributes in the feature information dataset without a corresponding component in the values records; and 104_1014 requires every mandatory Feature Catalogue attribute of a feature type to appear in the feature information dataset. A validator driven from the Feature Catalogue can therefore be led to require the attribute the product specification prohibits, rather than merely failing to detect it. This is the check-set counterpart of the US comment submitted against S-104 Ed 2.0.1 (Feature Catalogue / Annex C, C.5.4), which asks for confirmation that S-158:104 will special-case the attribute. Note that the reverse case in S-111 is handled: surfaceCurrentTime is encodable under S-111 and its value is checked by 111_5027, so the asymmetry between the two check sets is correct and should be preserved rather than harmonised away.</w:t>
+              <w:t>string waterLevelTime does not appear anywhere in S-158:104, S-158:111 or S-158:100. The consequence is worse than an absent check. S-104 Ed 2.0.1 places waterLevelTime in the Feature Catalogue but prohibits it in the HDF5 dataset. Check 104_5009 requires that the names of values dataset components match the attribute names in the feature information dataset “and vice versa”, with the Remarks adding that there must be no attributes in the feature information dataset without a corresponding component in the values records; and 104_1014 requires every mandatory Feature Catalogue attribute of a feature type to appear in the feature information dataset. A validator driven from the Feature Catalogue can therefore be led to require the attribute the product specification prohibits, rather than merely failing to detect it. This is the check-set counterpart of the US comment submitted against S-104 Ed 2.0.1 (Feature Catalogue / Annex C, C.5.4), which asks for confirmation that S-158:104 will special-case the attribute. Note that the reverse case in S-111 is handled: surfaceCurrentTime is encodable under S-111 and its value is checked by 111_5027, so the asymmetry between the two check sets is correct and should be preserved rather than harmonised away.</w:t>
             </w:r>
           </w:p>
         </w:tc>
@@ -10125,7 +9940,11 @@
             </w:pPr>
             <w:r>
               <w:lastRenderedPageBreak/>
-              <w:t>Add a check, classification E, of the form “IF a values record contains a component named waterLevelTime”, with solution “Remove waterLevelTime from the values record”. State explicitly in the check set that waterLevelTime is present in the Feature Catalogue for ECDIS use only, so that checks 104_1014 and 104_5009 are not applied to it.</w:t>
+              <w:t xml:space="preserve">Add a check, classification E, of the form “IF a values record contains a component named waterLevelTime”, with solution “Remove waterLevelTime from the values record”. State explicitly in the check set that waterLevelTime is present in the Feature Catalogue for ECDIS use </w:t>
+            </w:r>
+            <w:r>
+              <w:lastRenderedPageBreak/>
+              <w:t>only, so that checks 104_1014 and 104_5009 are not applied to it.</w:t>
             </w:r>
           </w:p>
         </w:tc>
@@ -10152,6 +9971,7 @@
               <w:rPr>
                 <w:szCs w:val="18"/>
               </w:rPr>
+              <w:lastRenderedPageBreak/>
               <w:t>Check p</w:t>
             </w:r>
             <w:r>
@@ -10319,11 +10139,11 @@
               </w:rPr>
             </w:pPr>
             <w:r>
-              <w:t xml:space="preserve">Both checks are overarching substitutes for per-attribute checks on General Metadata, and the Remarks for 104_1002 record that “TWCWG discussion to occur for best way to implement conditionally mandatory attribute checks”. Conditional mandatoriness is the case least well served by delegation to a generic check, because the condition is stated in prose in Table 12.1 and is not expressible in the Feature Catalogue. Both checks are nevertheless marked for deferral to the generic checks, 104_1004 as a candidate for removal and </w:t>
+              <w:t xml:space="preserve">Both checks are overarching substitutes for per-attribute checks on General Metadata, and the Remarks for 104_1002 record that “TWCWG discussion to occur for best way to implement conditionally mandatory attribute checks”. Conditional mandatoriness is the case least well served by delegation to a generic check, because the condition is stated in prose in Table 12.1 and is not expressible in the Feature Catalogue. Both checks are </w:t>
             </w:r>
             <w:r>
               <w:lastRenderedPageBreak/>
-              <w:t>104_1002 with the note “Should be covered by generic S-100 checks”.</w:t>
+              <w:t>nevertheless marked for deferral to the generic checks, 104_1004 as a candidate for removal and 104_1002 with the note “Should be covered by generic S-100 checks”.</w:t>
             </w:r>
           </w:p>
         </w:tc>
@@ -10567,7 +10387,7 @@
               <w:rPr>
                 <w:szCs w:val="18"/>
               </w:rPr>
-              <w:t>Finalization deferred as requested.</w:t>
+              <w:t>New check 104_2026</w:t>
             </w:r>
           </w:p>
         </w:tc>
@@ -10710,11 +10530,11 @@
               </w:rPr>
             </w:pPr>
             <w:r>
-              <w:t xml:space="preserve">The check requires that dataOffsetCode “has one of the allowed values”, but there is no authoritative machine-readable enumeration of dataOffsetCode member names against which a validator can compare. S100_HDF_DataCodingFormat supplies camelCase member names for the sibling attribute; dataOffsetCode is described only in prose, so the HDF5 enumeration member names are undefined. </w:t>
+              <w:t xml:space="preserve">The check requires that dataOffsetCode “has one of the allowed values”, but there is no authoritative machine-readable enumeration of dataOffsetCode member names against which a validator can compare. S100_HDF_DataCodingFormat supplies camelCase member names for the sibling attribute; </w:t>
             </w:r>
             <w:r>
               <w:lastRenderedPageBreak/>
-              <w:t>Delegation does not resolve this: 100_0214 covers Feature Container attribute values generically and would inherit the same undefined comparison, and the Remarks for 104_2021 assert that the S-158:100 checks do cover it. The check is therefore simultaneously a redundancy candidate and unimplementable at both levels. The same defect affects S-158:111 check 111_2021. This is coupled to the US comments submitted against S-104 and S-111 Ed 2.0.1 recommending that the enumeration naming question be referred to S-100 Part 10c.</w:t>
+              <w:t>dataOffsetCode is described only in prose, so the HDF5 enumeration member names are undefined. Delegation does not resolve this: 100_0214 covers Feature Container attribute values generically and would inherit the same undefined comparison, and the Remarks for 104_2021 assert that the S-158:100 checks do cover it. The check is therefore simultaneously a redundancy candidate and unimplementable at both levels. The same defect affects S-158:111 check 111_2021. This is coupled to the US comments submitted against S-104 and S-111 Ed 2.0.1 recommending that the enumeration naming question be referred to S-100 Part 10c.</w:t>
             </w:r>
           </w:p>
         </w:tc>
@@ -10738,7 +10558,11 @@
             </w:pPr>
             <w:r>
               <w:lastRenderedPageBreak/>
-              <w:t>Refer the dataOffsetCode enumeration member naming question to S-100 Part 10c and record in 104_2021 that the check is not testable until an authoritative enumeration exists. Do not remove the check in the interim, since removal would transfer an unimplementable comparison to S-158:100 rather than resolve it.</w:t>
+              <w:t xml:space="preserve">Refer the dataOffsetCode enumeration member naming question to S-100 Part 10c and record in 104_2021 that the check is not testable until an authoritative enumeration exists. Do not remove the check in the interim, since removal would </w:t>
+            </w:r>
+            <w:r>
+              <w:lastRenderedPageBreak/>
+              <w:t>transfer an unimplementable comparison to S-158:100 rather than resolve it.</w:t>
             </w:r>
           </w:p>
         </w:tc>
@@ -10765,6 +10589,7 @@
               <w:rPr>
                 <w:szCs w:val="18"/>
               </w:rPr>
+              <w:lastRenderedPageBreak/>
               <w:t>Requires S-100 action.</w:t>
             </w:r>
             <w:r>
@@ -10784,6 +10609,12 @@
                 <w:szCs w:val="18"/>
               </w:rPr>
               <w:t>able 10c-10.</w:t>
+            </w:r>
+            <w:r>
+              <w:rPr>
+                <w:szCs w:val="18"/>
+              </w:rPr>
+              <w:t xml:space="preserve"> Interim guidance added in list.</w:t>
             </w:r>
           </w:p>
         </w:tc>
@@ -10976,7 +10807,31 @@
               <w:rPr>
                 <w:szCs w:val="18"/>
               </w:rPr>
-              <w:t>Deferred to after S-100 WG discussion.</w:t>
+              <w:t xml:space="preserve">Deferred to after </w:t>
+            </w:r>
+            <w:r>
+              <w:rPr>
+                <w:szCs w:val="18"/>
+              </w:rPr>
+              <w:t xml:space="preserve">S-102 PT and TWCWG discussion as decided at </w:t>
+            </w:r>
+            <w:r>
+              <w:rPr>
+                <w:szCs w:val="18"/>
+              </w:rPr>
+              <w:t>S-100 WG</w:t>
+            </w:r>
+            <w:r>
+              <w:rPr>
+                <w:szCs w:val="18"/>
+              </w:rPr>
+              <w:t xml:space="preserve"> 11</w:t>
+            </w:r>
+            <w:r>
+              <w:rPr>
+                <w:szCs w:val="18"/>
+              </w:rPr>
+              <w:t>.</w:t>
             </w:r>
           </w:p>
         </w:tc>
@@ -11119,11 +10974,11 @@
               </w:rPr>
             </w:pPr>
             <w:r>
-              <w:t xml:space="preserve">The four vertical datum checks — verticalDatumEpoch presence and consistency, verticalDatumReference, and verticalDatum — are all annotated “Candidate for removal, S-158:100 checks cover it”, stated as fact, and the Legend sheet adds that “Checks for vertical CS, vertical datum reference, and vertical datum should be covered by generic S-158:100 checks which are formulated in terms of comparing values of attributes to the PS”. The nearest S-158:100 check is 100_0253, “Invalid vertical Coordinate reference system: If the vertical CRS(s) of </w:t>
+              <w:t xml:space="preserve">The four vertical datum checks — verticalDatumEpoch presence and consistency, verticalDatumReference, and verticalDatum — are all annotated “Candidate for removal, S-158:100 checks cover it”, stated as fact, and the Legend sheet adds that “Checks for vertical CS, vertical datum reference, and vertical datum should be covered by generic S-158:100 checks which are formulated in terms of comparing values of attributes to the PS”. The nearest </w:t>
             </w:r>
             <w:r>
               <w:lastRenderedPageBreak/>
-              <w:t>the dataset are not equal to the value(s) specified in the DPS”. That check concerns the vertical CRS, which is a different thing from verticalDatumReference (which selects between the S-100 enumeration and an EPSG code), from verticalDatum (an S100_VerticalAndSoundingDatum value), and from verticalDatumEpoch. Removing the four checks in reliance on 100_0253 would therefore lose coverage of three attributes and gain coverage of none. This matters more than the row count suggests, because the treatment of verticalDatumReference is itself changing in S-104 Ed 2.0.1, which directly changes the allowed values that 104_3020 tests. The US comment submitted against S-104 Ed 2.0.1 asks whether every national vertical datum currently identified by EPSG code has an S100_VerticalAndSoundingDatum equivalent; until that is answered, the allowed value set for 104_3020 is not known. Note also that the S-104 change tracker, serial 8, records that S-104 uses EPSG 6499.</w:t>
+              <w:t>S-158:100 check is 100_0253, “Invalid vertical Coordinate reference system: If the vertical CRS(s) of the dataset are not equal to the value(s) specified in the DPS”. That check concerns the vertical CRS, which is a different thing from verticalDatumReference (which selects between the S-100 enumeration and an EPSG code), from verticalDatum (an S100_VerticalAndSoundingDatum value), and from verticalDatumEpoch. Removing the four checks in reliance on 100_0253 would therefore lose coverage of three attributes and gain coverage of none. This matters more than the row count suggests, because the treatment of verticalDatumReference is itself changing in S-104 Ed 2.0.1, which directly changes the allowed values that 104_3020 tests. The US comment submitted against S-104 Ed 2.0.1 asks whether every national vertical datum currently identified by EPSG code has an S100_VerticalAndSoundingDatum equivalent; until that is answered, the allowed value set for 104_3020 is not known. Note also that the S-104 change tracker, serial 8, records that S-104 uses EPSG 6499.</w:t>
             </w:r>
           </w:p>
         </w:tc>
@@ -11213,14 +11068,14 @@
               <w:rPr>
                 <w:szCs w:val="18"/>
               </w:rPr>
-              <w:t xml:space="preserve"> generalized checks referring to mandatory attributes and structure without mentioning specific attributes. Agree that this makes more work for the check implementer but this type of statement is what members of the S-100 validation sub-group wanted. </w:t>
+              <w:t xml:space="preserve"> generalized checks referring to mandatory attributes and structure without mentioning specific attributes. Agree that this makes more work for the check implementer but this type of statement is what </w:t>
             </w:r>
             <w:r>
               <w:rPr>
                 <w:szCs w:val="18"/>
               </w:rPr>
               <w:lastRenderedPageBreak/>
-              <w:t>Yet to find out if the S-100 validation sub-group has changed its collective mind about this</w:t>
+              <w:t>members of the S-100 validation sub-group wanted. Yet to find out if the S-100 validation sub-group has changed its collective mind about this</w:t>
             </w:r>
             <w:r>
               <w:rPr>
@@ -11422,22 +11277,12 @@
               </w:rPr>
               <w:t xml:space="preserve">Check </w:t>
             </w:r>
-            <w:del w:id="107" w:author="Raphael Malyankar" w:date="2026-10-07T01:18:00Z" w16du:dateUtc="2026-10-07T08:18:00Z">
-              <w:r>
-                <w:rPr>
-                  <w:szCs w:val="18"/>
-                </w:rPr>
-                <w:delText>will be deleted</w:delText>
-              </w:r>
-            </w:del>
-            <w:ins w:id="108" w:author="Raphael Malyankar" w:date="2026-10-07T01:18:00Z" w16du:dateUtc="2026-10-07T08:18:00Z">
-              <w:r>
-                <w:rPr>
-                  <w:szCs w:val="18"/>
-                </w:rPr>
-                <w:t>amended</w:t>
-              </w:r>
-            </w:ins>
+            <w:r>
+              <w:rPr>
+                <w:szCs w:val="18"/>
+              </w:rPr>
+              <w:t>amended</w:t>
+            </w:r>
             <w:r>
               <w:rPr>
                 <w:szCs w:val="18"/>
@@ -11471,7 +11316,11 @@
               </w:rPr>
             </w:pPr>
             <w:r>
-              <w:t>Validation checks</w:t>
+              <w:t xml:space="preserve">Validation </w:t>
+            </w:r>
+            <w:r>
+              <w:lastRenderedPageBreak/>
+              <w:t>checks</w:t>
             </w:r>
           </w:p>
         </w:tc>
@@ -11495,6 +11344,7 @@
               </w:rPr>
             </w:pPr>
             <w:r>
+              <w:lastRenderedPageBreak/>
               <w:t>US</w:t>
             </w:r>
           </w:p>
@@ -11585,11 +11435,11 @@
               </w:rPr>
             </w:pPr>
             <w:r>
-              <w:t xml:space="preserve">The check requires that the names of values dataset members and the attribute names in the feature information dataset match in both directions, which is close to the Group_F completeness rule but does not state the case that motivated the rule. S-104 Ed 2.0.1 </w:t>
+              <w:t xml:space="preserve">The check requires that the names of values dataset members and the attribute names in the feature information dataset match in both directions, which is </w:t>
             </w:r>
             <w:r>
               <w:lastRenderedPageBreak/>
-              <w:t>clause 10.2.2.2 now provides that attributes populated entirely with fill values are still considered as being used in the dataset. The natural implementation of “is this attribute used in the dataset” is to test for the presence of non-fill values, and that implementation is now incorrect. Leaving the fill value case to the implementer is the specific risk the clarification was intended to remove. The equivalent S-111 clause is worded differently and is recorded as open in the S-111 change tracker, with S-158 impact marked “Y?”; the US comments submitted against both specifications recommend aligning on the S-104 phrasing.</w:t>
+              <w:t>close to the Group_F completeness rule but does not state the case that motivated the rule. S-104 Ed 2.0.1 clause 10.2.2.2 now provides that attributes populated entirely with fill values are still considered as being used in the dataset. The natural implementation of “is this attribute used in the dataset” is to test for the presence of non-fill values, and that implementation is now incorrect. Leaving the fill value case to the implementer is the specific risk the clarification was intended to remove. The equivalent S-111 clause is worded differently and is recorded as open in the S-111 change tracker, with S-158 impact marked “Y?”; the US comments submitted against both specifications recommend aligning on the S-104 phrasing.</w:t>
             </w:r>
           </w:p>
         </w:tc>
@@ -11613,11 +11463,11 @@
             </w:pPr>
             <w:r>
               <w:lastRenderedPageBreak/>
-              <w:t xml:space="preserve">State the fill value case explicitly in the check description, using the S-104 clause 10.2.2.2 wording. Ensure the corresponding S-158:111 check is aligned once the S-111 wording is </w:t>
+              <w:t xml:space="preserve">State the fill value case explicitly in the check description, using the S-104 clause 10.2.2.2 wording. Ensure the corresponding S-158:111 </w:t>
             </w:r>
             <w:r>
               <w:lastRenderedPageBreak/>
-              <w:t>settled, and record that dependency in the check set.</w:t>
+              <w:t>check is aligned once the S-111 wording is settled, and record that dependency in the check set.</w:t>
             </w:r>
           </w:p>
         </w:tc>
@@ -11987,11 +11837,11 @@
               </w:rPr>
             </w:pPr>
             <w:r>
-              <w:t xml:space="preserve">These four checks are newly introduced at 2.0.1 and none carries a clause reference to the requirement it tests beyond a bare clause number. Three of the four are supported and traceable: 104_6001 implements the change of permissive to mandatory UTF-8 language, recorded as applied at serial 33 of the S-104 change tracker with clauses 10.1 and 10.2.1 noted, although the check cites clauses 10.1, 10.2 and 12.3, so the clause references should be </w:t>
+              <w:t xml:space="preserve">These four checks are newly introduced at 2.0.1 and none carries a clause reference to the requirement it tests beyond a bare clause number. Three of the four are supported and traceable: 104_6001 implements the change of permissive to mandatory UTF-8 language, recorded as applied at serial 33 of the S-104 change tracker with clauses 10.1 and 10.2.1 </w:t>
             </w:r>
             <w:r>
               <w:lastRenderedPageBreak/>
-              <w:t>reconciled; and 104_6002 and 104_6003 implement the file naming convention change at serial 6, also recorded as applied, and are the check-set counterpart of the file naming reversal raised in the US comment submitted against S-104 Ed 2.0.1 clauses 8.2.3.1 and 11.2.3. The fourth is not yet on the same footing: 104_9006 tests that bounding polygon edges do not coincide with interior grid cell boundaries, and serial 16 records bounding polygon guidance as pending TWCWG discussion with provisional guidance added at clause 12.2.6, noting that the guidance might end up in a separate document that is not part of the product specification. A check resting on provisional guidance that may be relocated outside the product specification should say so. Note additionally that all four checks also appear, under their S-158:104 identifiers, in the S-158:111 workbook, where they have evidently been copied without renumbering.</w:t>
+              <w:t>noted, although the check cites clauses 10.1, 10.2 and 12.3, so the clause references should be reconciled; and 104_6002 and 104_6003 implement the file naming convention change at serial 6, also recorded as applied, and are the check-set counterpart of the file naming reversal raised in the US comment submitted against S-104 Ed 2.0.1 clauses 8.2.3.1 and 11.2.3. The fourth is not yet on the same footing: 104_9006 tests that bounding polygon edges do not coincide with interior grid cell boundaries, and serial 16 records bounding polygon guidance as pending TWCWG discussion with provisional guidance added at clause 12.2.6, noting that the guidance might end up in a separate document that is not part of the product specification. A check resting on provisional guidance that may be relocated outside the product specification should say so. Note additionally that all four checks also appear, under their S-158:104 identifiers, in the S-158:111 workbook, where they have evidently been copied without renumbering.</w:t>
             </w:r>
           </w:p>
         </w:tc>
@@ -12057,7 +11907,14 @@
               <w:rPr>
                 <w:szCs w:val="18"/>
               </w:rPr>
-              <w:t>Internal use remark for 104_9006 is for internal use only and not intended for publication.</w:t>
+              <w:t xml:space="preserve">Internal use remark for 104_9006 is for internal use </w:t>
+            </w:r>
+            <w:r>
+              <w:rPr>
+                <w:szCs w:val="18"/>
+              </w:rPr>
+              <w:lastRenderedPageBreak/>
+              <w:t>only and not intended for publication.</w:t>
             </w:r>
           </w:p>
         </w:tc>
@@ -12086,6 +11943,7 @@
               </w:rPr>
             </w:pPr>
             <w:r>
+              <w:lastRenderedPageBreak/>
               <w:t>Validation checks</w:t>
             </w:r>
           </w:p>
@@ -12200,11 +12058,11 @@
               </w:rPr>
             </w:pPr>
             <w:r>
-              <w:t xml:space="preserve">The whole of discovery metadata conformance is delegated to a single check phrased as “IF the exchange catalogue blocks … do not conform to the product-specific restrictions in the PS”, which has the same unimplementability as the generic formulations discussed in the general comment, and which is itself marked as a candidate for removal (with the annotation containing the misspelling “genreic”). S-104 Ed 2.0.1 clause 12.2.4 made producerCode and boundingBox mandatory, and clause 12.3.3 makes the feature instance bounding box effectively mandatory by requiring either it or the domainExtent dataset to be populated. No check tests that these elements are present. S-158:100 does not close the gap: 100_0299 validates a producer code value against the S-62 register, and 100_0314 and </w:t>
+              <w:t xml:space="preserve">The whole of discovery metadata conformance is delegated to a single check phrased as “IF the exchange catalogue blocks … do not conform to the product-specific restrictions in the PS”, which has the same unimplementability as the generic formulations discussed in the general comment, and which is itself marked as a candidate for removal (with the annotation containing the misspelling “genreic”). S-104 Ed 2.0.1 clause 12.2.4 made producerCode and boundingBox mandatory, and clause 12.3.3 makes the feature instance bounding box effectively mandatory by requiring either it or the domainExtent dataset to be populated. No check tests that these elements are present. S-158:100 does not close the </w:t>
             </w:r>
             <w:r>
               <w:lastRenderedPageBreak/>
-              <w:t>100_0317 cross-check bounding box and issue date and time between metadata and dataset, but none of them tests presence, and the only S-158:100 check concerning a missing mandatory discovery metadata element is 100_0281, which concerns support files. A dataset omitting producerCode therefore passes. This assumes the discovery metadata blocks are not separately validated against an XSD; the change trackers record XSD files for the exchange catalogue as an open matter pending S-100 WG 11.</w:t>
+              <w:t>gap: 100_0299 validates a producer code value against the S-62 register, and 100_0314 and 100_0317 cross-check bounding box and issue date and time between metadata and dataset, but none of them tests presence, and the only S-158:100 check concerning a missing mandatory discovery metadata element is 100_0281, which concerns support files. A dataset omitting producerCode therefore passes. This assumes the discovery metadata blocks are not separately validated against an XSD; the change trackers record XSD files for the exchange catalogue as an open matter pending S-100 WG 11.</w:t>
             </w:r>
           </w:p>
         </w:tc>
@@ -12279,7 +12137,14 @@
               <w:rPr>
                 <w:szCs w:val="18"/>
               </w:rPr>
-              <w:t>In theory any S-158:1xx list could decide to define individual checks, but until S-158 explicitly permits such fine-grained checks, I am not prepared to specify checks on an individual basis because it courts controversy and delays S-158:1</w:t>
+              <w:t xml:space="preserve">In theory any S-158:1xx list could decide to define individual checks, but until S-158 explicitly permits such fine-grained checks, I am not prepared to specify checks on an individual basis because it </w:t>
+            </w:r>
+            <w:r>
+              <w:rPr>
+                <w:szCs w:val="18"/>
+              </w:rPr>
+              <w:lastRenderedPageBreak/>
+              <w:t>courts controversy and delays S-158:1</w:t>
             </w:r>
             <w:r>
               <w:rPr>
@@ -12320,6 +12185,7 @@
               </w:rPr>
             </w:pPr>
             <w:r>
+              <w:lastRenderedPageBreak/>
               <w:t>Validation checks</w:t>
             </w:r>
           </w:p>
@@ -12434,11 +12300,11 @@
               </w:rPr>
             </w:pPr>
             <w:r>
-              <w:t xml:space="preserve">The row contains two logically distinct checks under one check ID, with two messages, two descriptions and two solutions: a test that the dataset file size exceeds 10 MB, and a test that a feature instance contains more than 15 million value records. They require opposite treatment. The file size test duplicates S-158:100 check 100_0255 (“If the product specification specified a size limit for datasets and the dataset file size is greater than this limit”) and is therefore a genuine redundancy, and it is notable that it is not annotated as a removal candidate while 63 other checks are; the 10 MB figure also has no evident basis in S-104 Ed 2.0.1 clause 11.1, which expresses the limit in value records, and appears to survive from an earlier edition; the equivalent S-158:111 check cites an S-102 list as its source, and no source at all is recorded here. The value record test is genuinely product-specific and is not reachable by 100_0255, because 100_0255 is expressed in file size and no S-158:100 check counts value records against a product maximum. The necessary half and the redundant half are in the same row. The check also cannot be finalised yet: the US comment submitted against S-104 Ed 2.0.1 clause 11.1 identifies an unresolved defect between “a maximum </w:t>
+              <w:t xml:space="preserve">The row contains two logically distinct checks under one check ID, with two messages, two descriptions and two solutions: a test that the dataset file size exceeds 10 MB, and a test that a feature instance contains more than 15 million value records. They require opposite treatment. The file size test duplicates S-158:100 check 100_0255 (“If the product specification specified a size limit for datasets and the dataset file size is greater than this limit”) and is therefore a genuine redundancy, and it is notable that it is not annotated as a removal candidate while 63 other checks are; the 10 MB figure also has no evident basis in S-104 Ed 2.0.1 clause 11.1, which expresses the limit in value records, and appears to survive from an earlier edition; the equivalent S-158:111 check cites an S-102 list as its source, and no source at all is recorded here. The value record test is genuinely product-specific and is not reachable by 100_0255, because 100_0255 is expressed in file size and no S-158:100 check counts value records against a product maximum. The necessary half and the redundant half are in the same row. The check also cannot be finalised yet: the US comment </w:t>
             </w:r>
             <w:r>
               <w:lastRenderedPageBreak/>
-              <w:t>of 15,000,000” and “&lt; 15,000,000”, under which a file of exactly 15,000,000 records is conformant on one reading and not the other, and 104_9005 has silently adopted the inclusive reading by testing for “more than 15M”. Note also that the equivalent S-158:111 check 111_9005 is classified W where this check is classified E, although the two describe the same test and were both modified at 2.0.1.</w:t>
+              <w:t>submitted against S-104 Ed 2.0.1 clause 11.1 identifies an unresolved defect between “a maximum of 15,000,000” and “&lt; 15,000,000”, under which a file of exactly 15,000,000 records is conformant on one reading and not the other, and 104_9005 has silently adopted the inclusive reading by testing for “more than 15M”. Note also that the equivalent S-158:111 check 111_9005 is classified W where this check is classified E, although the two describe the same test and were both modified at 2.0.1.</w:t>
             </w:r>
           </w:p>
         </w:tc>
@@ -12489,7 +12355,7 @@
               <w:rPr>
                 <w:szCs w:val="18"/>
               </w:rPr>
-              <w:t>Not accepted. Old check language is struck through, to indicate wit is being replaced. The obsolete language will be removed in the fair copy. There will be no bytes-based check for 2.0.1 datasets since that requirement has been removed.</w:t>
+              <w:t>Not accepted. Old check language is struck through, to indicate it is being replaced. The obsolete language will be removed in the fair copy. There will be no bytes-based check for 2.0.1 datasets since that requirement has been removed.</w:t>
             </w:r>
           </w:p>
         </w:tc>
@@ -15882,14 +15748,6 @@
 </w:numbering>
 </file>
 
-<file path=word/people.xml><?xml version="1.0" encoding="utf-8"?>
-<w15:people xmlns:wpc="http://schemas.microsoft.com/office/word/2010/wordprocessingCanvas" xmlns:cx="http://schemas.microsoft.com/office/drawing/2014/chartex" xmlns:cx1="http://schemas.microsoft.com/office/drawing/2015/9/8/chartex" xmlns:cx2="http://schemas.microsoft.com/office/drawing/2015/10/21/chartex" xmlns:cx3="http://schemas.microsoft.com/office/drawing/2016/5/9/chartex" xmlns:cx4="http://schemas.microsoft.com/office/drawing/2016/5/10/chartex" xmlns:cx5="http://schemas.microsoft.com/office/drawing/2016/5/11/chartex" xmlns:cx6="http://schemas.microsoft.com/office/drawing/2016/5/12/chartex" xmlns:cx7="http://schemas.microsoft.com/office/drawing/2016/5/13/chartex" xmlns:cx8="http://schemas.microsoft.com/office/drawing/2016/5/14/chartex" xmlns:mc="http://schemas.openxmlformats.org/markup-compatibility/2006" xmlns:aink="http://schemas.microsoft.com/office/drawing/2016/ink" xmlns:am3d="http://schemas.microsoft.com/office/drawing/2017/model3d" xmlns:o="urn:schemas-microsoft-com:office:office" xmlns:oel="http://schemas.microsoft.com/office/2019/extlst" xmlns:r="http://schemas.openxmlformats.org/officeDocument/2006/relationships" xmlns:m="http://schemas.openxmlformats.org/officeDocument/2006/math" xmlns:v="urn:schemas-microsoft-com:vml" xmlns:wp14="http://schemas.microsoft.com/office/word/2010/wordprocessingDrawing" xmlns:wp="http://schemas.openxmlformats.org/drawingml/2006/wordprocessingDrawing" xmlns:w10="urn:schemas-microsoft-com:office:word" xmlns:w="http://schemas.openxmlformats.org/wordprocessingml/2006/main" xmlns:w14="http://schemas.microsoft.com/office/word/2010/wordml" xmlns:w15="http://schemas.microsoft.com/office/word/2012/wordml" xmlns:w16cex="http://schemas.microsoft.com/office/word/2018/wordml/cex" xmlns:w16cid="http://schemas.microsoft.com/office/word/2016/wordml/cid" xmlns:w16="http://schemas.microsoft.com/office/word/2018/wordml" xmlns:w16du="http://schemas.microsoft.com/office/word/2023/wordml/word16du" xmlns:w16sdtdh="http://schemas.microsoft.com/office/word/2020/wordml/sdtdatahash" xmlns:w16sdtfl="http://schemas.microsoft.com/office/word/2024/wordml/sdtformatlock" xmlns:w16se="http://schemas.microsoft.com/office/word/2015/wordml/symex" xmlns:wpg="http://schemas.microsoft.com/office/word/2010/wordprocessingGroup" xmlns:wpi="http://schemas.microsoft.com/office/word/2010/wordprocessingInk" xmlns:wne="http://schemas.microsoft.com/office/word/2006/wordml" xmlns:wps="http://schemas.microsoft.com/office/word/2010/wordprocessingShape" mc:Ignorable="w14 w15 w16se w16cid w16 w16cex w16sdtdh w16sdtfl w16du wp14">
-  <w15:person w15:author="Raphael Malyankar">
-    <w15:presenceInfo w15:providerId="None" w15:userId="Raphael Malyankar"/>
-  </w15:person>
-</w15:people>
-</file>
-
 <file path=word/styles.xml><?xml version="1.0" encoding="utf-8"?>
 <w:styles xmlns:mc="http://schemas.openxmlformats.org/markup-compatibility/2006" xmlns:r="http://schemas.openxmlformats.org/officeDocument/2006/relationships" xmlns:w="http://schemas.openxmlformats.org/wordprocessingml/2006/main" xmlns:w14="http://schemas.microsoft.com/office/word/2010/wordml" xmlns:w15="http://schemas.microsoft.com/office/word/2012/wordml" xmlns:w16cex="http://schemas.microsoft.com/office/word/2018/wordml/cex" xmlns:w16cid="http://schemas.microsoft.com/office/word/2016/wordml/cid" xmlns:w16="http://schemas.microsoft.com/office/word/2018/wordml" xmlns:w16du="http://schemas.microsoft.com/office/word/2023/wordml/word16du" xmlns:w16sdtdh="http://schemas.microsoft.com/office/word/2020/wordml/sdtdatahash" xmlns:w16sdtfl="http://schemas.microsoft.com/office/word/2024/wordml/sdtformatlock" xmlns:w16se="http://schemas.microsoft.com/office/word/2015/wordml/symex" mc:Ignorable="w14 w15 w16se w16cid w16 w16cex w16sdtdh w16sdtfl w16du">
   <w:docDefaults>
@@ -17064,12 +16922,7 @@
 </file>
 
 <file path=customXml/item2.xml><?xml version="1.0" encoding="utf-8"?>
-<?mso-contentType ?>
-<FormTemplates xmlns="http://schemas.microsoft.com/sharepoint/v3/contenttype/forms">
-  <Display>DocumentLibraryForm</Display>
-  <Edit>DocumentLibraryForm</Edit>
-  <New>DocumentLibraryForm</New>
-</FormTemplates>
+<b:Sources xmlns:b="http://schemas.openxmlformats.org/officeDocument/2006/bibliography" xmlns="http://schemas.openxmlformats.org/officeDocument/2006/bibliography" SelectedStyle="\APASixthEditionOfficeOnline.xsl" StyleName="APA" Version="6"/>
 </file>
 
 <file path=customXml/item3.xml><?xml version="1.0" encoding="utf-8"?>
@@ -17084,7 +16937,12 @@
 </file>
 
 <file path=customXml/item4.xml><?xml version="1.0" encoding="utf-8"?>
-<b:Sources xmlns:b="http://schemas.openxmlformats.org/officeDocument/2006/bibliography" xmlns="http://schemas.openxmlformats.org/officeDocument/2006/bibliography" SelectedStyle="\APASixthEditionOfficeOnline.xsl" StyleName="APA" Version="6"/>
+<?mso-contentType ?>
+<FormTemplates xmlns="http://schemas.microsoft.com/sharepoint/v3/contenttype/forms">
+  <Display>DocumentLibraryForm</Display>
+  <Edit>DocumentLibraryForm</Edit>
+  <New>DocumentLibraryForm</New>
+</FormTemplates>
 </file>
 
 <file path=customXml/itemProps1.xml><?xml version="1.0" encoding="utf-8"?>
@@ -17107,9 +16965,9 @@
 </file>
 
 <file path=customXml/itemProps2.xml><?xml version="1.0" encoding="utf-8"?>
-<ds:datastoreItem xmlns:ds="http://schemas.openxmlformats.org/officeDocument/2006/customXml" ds:itemID="{35FAB99D-DDA1-4FD1-A62C-CA9E71F5300A}">
+<ds:datastoreItem xmlns:ds="http://schemas.openxmlformats.org/officeDocument/2006/customXml" ds:itemID="{CD92C255-31C3-44EB-A767-45D1311C5A5E}">
   <ds:schemaRefs>
-    <ds:schemaRef ds:uri="http://schemas.microsoft.com/sharepoint/v3/contenttype/forms"/>
+    <ds:schemaRef ds:uri="http://schemas.openxmlformats.org/officeDocument/2006/bibliography"/>
   </ds:schemaRefs>
 </ds:datastoreItem>
 </file>
@@ -17126,9 +16984,9 @@
 </file>
 
 <file path=customXml/itemProps4.xml><?xml version="1.0" encoding="utf-8"?>
-<ds:datastoreItem xmlns:ds="http://schemas.openxmlformats.org/officeDocument/2006/customXml" ds:itemID="{CD92C255-31C3-44EB-A767-45D1311C5A5E}">
+<ds:datastoreItem xmlns:ds="http://schemas.openxmlformats.org/officeDocument/2006/customXml" ds:itemID="{35FAB99D-DDA1-4FD1-A62C-CA9E71F5300A}">
   <ds:schemaRefs>
-    <ds:schemaRef ds:uri="http://schemas.openxmlformats.org/officeDocument/2006/bibliography"/>
+    <ds:schemaRef ds:uri="http://schemas.microsoft.com/sharepoint/v3/contenttype/forms"/>
   </ds:schemaRefs>
 </ds:datastoreItem>
 </file>